--- a/Project_Outline.docx
+++ b/Project_Outline.docx
@@ -1,6 +1,6 @@
 
 <file path=word/document.xml><?xml version="1.0" encoding="utf-8"?>
-<w:document xmlns:wpc="http://schemas.microsoft.com/office/word/2010/wordprocessingCanvas" xmlns:cx="http://schemas.microsoft.com/office/drawing/2014/chartex" xmlns:cx1="http://schemas.microsoft.com/office/drawing/2015/9/8/chartex" xmlns:cx2="http://schemas.microsoft.com/office/drawing/2015/10/21/chartex" xmlns:cx3="http://schemas.microsoft.com/office/drawing/2016/5/9/chartex" xmlns:cx4="http://schemas.microsoft.com/office/drawing/2016/5/10/chartex" xmlns:cx5="http://schemas.microsoft.com/office/drawing/2016/5/11/chartex" xmlns:cx6="http://schemas.microsoft.com/office/drawing/2016/5/12/chartex" xmlns:cx7="http://schemas.microsoft.com/office/drawing/2016/5/13/chartex" xmlns:cx8="http://schemas.microsoft.com/office/drawing/2016/5/14/chartex" xmlns:mc="http://schemas.openxmlformats.org/markup-compatibility/2006" xmlns:aink="http://schemas.microsoft.com/office/drawing/2016/ink" xmlns:am3d="http://schemas.microsoft.com/office/drawing/2017/model3d" xmlns:o="urn:schemas-microsoft-com:office:office" xmlns:oel="http://schemas.microsoft.com/office/2019/extlst" xmlns:r="http://schemas.openxmlformats.org/officeDocument/2006/relationships" xmlns:m="http://schemas.openxmlformats.org/officeDocument/2006/math" xmlns:v="urn:schemas-microsoft-com:vml" xmlns:wp14="http://schemas.microsoft.com/office/word/2010/wordprocessingDrawing" xmlns:wp="http://schemas.openxmlformats.org/drawingml/2006/wordprocessingDrawing" xmlns:w10="urn:schemas-microsoft-com:office:word" xmlns:w="http://schemas.openxmlformats.org/wordprocessingml/2006/main" xmlns:w14="http://schemas.microsoft.com/office/word/2010/wordml" xmlns:w15="http://schemas.microsoft.com/office/word/2012/wordml" xmlns:w16cex="http://schemas.microsoft.com/office/word/2018/wordml/cex" xmlns:w16cid="http://schemas.microsoft.com/office/word/2016/wordml/cid" xmlns:w16="http://schemas.microsoft.com/office/word/2018/wordml" xmlns:w16du="http://schemas.microsoft.com/office/word/2023/wordml/word16du" xmlns:w16sdtdh="http://schemas.microsoft.com/office/word/2020/wordml/sdtdatahash" xmlns:w16se="http://schemas.microsoft.com/office/word/2015/wordml/symex" xmlns:wpg="http://schemas.microsoft.com/office/word/2010/wordprocessingGroup" xmlns:wpi="http://schemas.microsoft.com/office/word/2010/wordprocessingInk" xmlns:wne="http://schemas.microsoft.com/office/word/2006/wordml" xmlns:wps="http://schemas.microsoft.com/office/word/2010/wordprocessingShape" mc:Ignorable="w14 w15 w16se w16cid w16 w16cex w16sdtdh w16du wp14">
+<w:document xmlns:wpc="http://schemas.microsoft.com/office/word/2010/wordprocessingCanvas" xmlns:cx="http://schemas.microsoft.com/office/drawing/2014/chartex" xmlns:cx1="http://schemas.microsoft.com/office/drawing/2015/9/8/chartex" xmlns:cx2="http://schemas.microsoft.com/office/drawing/2015/10/21/chartex" xmlns:cx3="http://schemas.microsoft.com/office/drawing/2016/5/9/chartex" xmlns:cx4="http://schemas.microsoft.com/office/drawing/2016/5/10/chartex" xmlns:cx5="http://schemas.microsoft.com/office/drawing/2016/5/11/chartex" xmlns:cx6="http://schemas.microsoft.com/office/drawing/2016/5/12/chartex" xmlns:cx7="http://schemas.microsoft.com/office/drawing/2016/5/13/chartex" xmlns:cx8="http://schemas.microsoft.com/office/drawing/2016/5/14/chartex" xmlns:mc="http://schemas.openxmlformats.org/markup-compatibility/2006" xmlns:aink="http://schemas.microsoft.com/office/drawing/2016/ink" xmlns:am3d="http://schemas.microsoft.com/office/drawing/2017/model3d" xmlns:o="urn:schemas-microsoft-com:office:office" xmlns:oel="http://schemas.microsoft.com/office/2019/extlst" xmlns:r="http://schemas.openxmlformats.org/officeDocument/2006/relationships" xmlns:m="http://schemas.openxmlformats.org/officeDocument/2006/math" xmlns:v="urn:schemas-microsoft-com:vml" xmlns:wp14="http://schemas.microsoft.com/office/word/2010/wordprocessingDrawing" xmlns:wp="http://schemas.openxmlformats.org/drawingml/2006/wordprocessingDrawing" xmlns:w10="urn:schemas-microsoft-com:office:word" xmlns:w="http://schemas.openxmlformats.org/wordprocessingml/2006/main" xmlns:w14="http://schemas.microsoft.com/office/word/2010/wordml" xmlns:w15="http://schemas.microsoft.com/office/word/2012/wordml" xmlns:w16cex="http://schemas.microsoft.com/office/word/2018/wordml/cex" xmlns:w16cid="http://schemas.microsoft.com/office/word/2016/wordml/cid" xmlns:w16="http://schemas.microsoft.com/office/word/2018/wordml" xmlns:w16du="http://schemas.microsoft.com/office/word/2023/wordml/word16du" xmlns:w16sdtdh="http://schemas.microsoft.com/office/word/2020/wordml/sdtdatahash" xmlns:w16sdtfl="http://schemas.microsoft.com/office/word/2024/wordml/sdtformatlock" xmlns:w16se="http://schemas.microsoft.com/office/word/2015/wordml/symex" xmlns:wpg="http://schemas.microsoft.com/office/word/2010/wordprocessingGroup" xmlns:wpi="http://schemas.microsoft.com/office/word/2010/wordprocessingInk" xmlns:wne="http://schemas.microsoft.com/office/word/2006/wordml" xmlns:wps="http://schemas.microsoft.com/office/word/2010/wordprocessingShape" mc:Ignorable="w14 w15 w16se w16cid w16 w16cex w16sdtdh w16sdtfl w16du wp14">
   <w:body>
     <w:p>
       <w:pPr>
@@ -82,25 +82,7 @@
           <w:szCs w:val="64"/>
           <w:lang w:val="en-US"/>
         </w:rPr>
-        <w:t xml:space="preserve">Developing an AI for Expert-Level Play in No-Limit Texas </w:t>
-      </w:r>
-      <w:proofErr w:type="spellStart"/>
-      <w:r>
-        <w:rPr>
-          <w:sz w:val="64"/>
-          <w:szCs w:val="64"/>
-          <w:lang w:val="en-US"/>
-        </w:rPr>
-        <w:t>Hold'em</w:t>
-      </w:r>
-      <w:proofErr w:type="spellEnd"/>
-      <w:r>
-        <w:rPr>
-          <w:sz w:val="64"/>
-          <w:szCs w:val="64"/>
-          <w:lang w:val="en-US"/>
-        </w:rPr>
-        <w:t xml:space="preserve"> Poker</w:t>
+        <w:t>Developing an AI for Expert-Level Play in No-Limit Texas Hold'em Poker</w:t>
       </w:r>
     </w:p>
     <w:p>
@@ -284,421 +266,386 @@
         <w:ind w:left="284" w:hanging="426"/>
       </w:pPr>
       <w:r>
+        <w:t>INTRODUCTION</w:t>
+      </w:r>
+    </w:p>
+    <w:p>
+      <w:pPr>
+        <w:pStyle w:val="Heading2"/>
+        <w:rPr>
+          <w:i w:val="0"/>
+        </w:rPr>
+      </w:pPr>
+      <w:r>
+        <w:rPr>
+          <w:i w:val="0"/>
+        </w:rPr>
+        <w:t xml:space="preserve">Project </w:t>
+      </w:r>
+      <w:r>
+        <w:rPr>
+          <w:i w:val="0"/>
+        </w:rPr>
+        <w:t>Idea and Motivation</w:t>
+      </w:r>
+    </w:p>
+    <w:p>
+      <w:pPr>
+        <w:ind w:left="284"/>
+        <w:rPr>
+          <w:sz w:val="24"/>
+        </w:rPr>
+      </w:pPr>
+      <w:r>
+        <w:rPr>
+          <w:sz w:val="24"/>
+        </w:rPr>
+        <w:t>My interest in the project is rooted in my deep-seated inspiration toward artificial intelligence and the prospect of its use in solving hard, real-world problems. Th</w:t>
+      </w:r>
+      <w:r>
+        <w:rPr>
+          <w:sz w:val="24"/>
+        </w:rPr>
+        <w:t>is</w:t>
+      </w:r>
+      <w:r>
+        <w:rPr>
+          <w:sz w:val="24"/>
+        </w:rPr>
+        <w:t xml:space="preserve"> project is about developing an AI agent-a bot-that can play No-Limit Texas Hold'em Poker using the Monte Carlo Counterfactual Regret Minimization</w:t>
+      </w:r>
+      <w:r>
+        <w:rPr>
+          <w:sz w:val="24"/>
+        </w:rPr>
+        <w:t xml:space="preserve"> (MCCFR)</w:t>
+      </w:r>
+      <w:r>
+        <w:rPr>
+          <w:sz w:val="24"/>
+        </w:rPr>
+        <w:t xml:space="preserve"> algorithm. No-Limit Texas Hold'em is very </w:t>
+      </w:r>
+      <w:r>
+        <w:rPr>
+          <w:sz w:val="24"/>
+        </w:rPr>
+        <w:t>complex because</w:t>
+      </w:r>
+      <w:r>
+        <w:rPr>
+          <w:sz w:val="24"/>
+        </w:rPr>
+        <w:t xml:space="preserve"> </w:t>
+      </w:r>
+      <w:r>
+        <w:rPr>
+          <w:sz w:val="24"/>
+        </w:rPr>
+        <w:t>there</w:t>
+      </w:r>
+      <w:r>
+        <w:rPr>
+          <w:sz w:val="24"/>
+        </w:rPr>
+        <w:t xml:space="preserve"> </w:t>
+      </w:r>
+      <w:r>
+        <w:rPr>
+          <w:sz w:val="24"/>
+        </w:rPr>
+        <w:t xml:space="preserve">are an incredibly large number of possible states of the game, along with the presence of imperfect information. </w:t>
+      </w:r>
+    </w:p>
+    <w:p>
+      <w:pPr>
+        <w:ind w:left="284"/>
+        <w:rPr>
+          <w:sz w:val="24"/>
+        </w:rPr>
+      </w:pPr>
+    </w:p>
+    <w:p>
+      <w:pPr>
+        <w:ind w:left="284"/>
+        <w:rPr>
+          <w:sz w:val="24"/>
+        </w:rPr>
+      </w:pPr>
+      <w:r>
+        <w:rPr>
+          <w:sz w:val="24"/>
+        </w:rPr>
+        <w:t>My motivations for this project are two-fold:</w:t>
+      </w:r>
+    </w:p>
+    <w:p>
+      <w:pPr>
+        <w:ind w:left="284"/>
+        <w:rPr>
+          <w:sz w:val="24"/>
+        </w:rPr>
+      </w:pPr>
+    </w:p>
+    <w:p>
+      <w:pPr>
+        <w:ind w:left="284"/>
+        <w:rPr>
+          <w:b/>
+          <w:bCs/>
+          <w:sz w:val="24"/>
+        </w:rPr>
+      </w:pPr>
+      <w:r>
+        <w:rPr>
+          <w:b/>
+          <w:bCs/>
+          <w:sz w:val="24"/>
+        </w:rPr>
+        <w:t>Validation of</w:t>
+      </w:r>
+      <w:r>
+        <w:rPr>
+          <w:b/>
+          <w:bCs/>
+          <w:sz w:val="24"/>
+        </w:rPr>
+        <w:t xml:space="preserve"> the</w:t>
+      </w:r>
+      <w:r>
+        <w:rPr>
+          <w:b/>
+          <w:bCs/>
+          <w:sz w:val="24"/>
+        </w:rPr>
+        <w:t xml:space="preserve"> MCCFR Algorithm</w:t>
+      </w:r>
+    </w:p>
+    <w:p>
+      <w:pPr>
+        <w:ind w:left="284"/>
+        <w:rPr>
+          <w:sz w:val="24"/>
+        </w:rPr>
+      </w:pPr>
+    </w:p>
+    <w:p>
+      <w:pPr>
+        <w:ind w:left="284"/>
+        <w:rPr>
+          <w:sz w:val="24"/>
+        </w:rPr>
+      </w:pPr>
+      <w:r>
+        <w:rPr>
+          <w:sz w:val="24"/>
+        </w:rPr>
+        <w:t xml:space="preserve">I would like to try to implement MCCFR myself </w:t>
+      </w:r>
+      <w:proofErr w:type="gramStart"/>
+      <w:r>
+        <w:rPr>
+          <w:sz w:val="24"/>
+        </w:rPr>
+        <w:t>in order to</w:t>
+      </w:r>
+      <w:proofErr w:type="gramEnd"/>
+      <w:r>
+        <w:rPr>
+          <w:sz w:val="24"/>
+        </w:rPr>
+        <w:t xml:space="preserve"> see how it works </w:t>
+      </w:r>
+      <w:r>
+        <w:rPr>
+          <w:sz w:val="24"/>
+        </w:rPr>
+        <w:t>and</w:t>
+      </w:r>
+      <w:r>
+        <w:rPr>
+          <w:sz w:val="24"/>
+        </w:rPr>
+        <w:t xml:space="preserve"> see its practical performance. In this way, I will</w:t>
+      </w:r>
+      <w:r>
+        <w:rPr>
+          <w:sz w:val="24"/>
+        </w:rPr>
+        <w:t xml:space="preserve"> gain a</w:t>
+      </w:r>
+      <w:r>
+        <w:rPr>
+          <w:sz w:val="24"/>
+        </w:rPr>
+        <w:t xml:space="preserve"> deep</w:t>
+      </w:r>
+      <w:r>
+        <w:rPr>
+          <w:sz w:val="24"/>
+        </w:rPr>
+        <w:t>er understanding</w:t>
+      </w:r>
+      <w:r>
+        <w:rPr>
+          <w:sz w:val="24"/>
+        </w:rPr>
+        <w:t xml:space="preserve"> </w:t>
+      </w:r>
+      <w:r>
+        <w:rPr>
+          <w:sz w:val="24"/>
+        </w:rPr>
+        <w:t>of</w:t>
+      </w:r>
+      <w:r>
+        <w:rPr>
+          <w:sz w:val="24"/>
+        </w:rPr>
+        <w:t xml:space="preserve"> the mechanics of the algorithm</w:t>
+      </w:r>
+      <w:r>
+        <w:rPr>
+          <w:sz w:val="24"/>
+        </w:rPr>
+        <w:t>,</w:t>
+      </w:r>
+      <w:r>
+        <w:rPr>
+          <w:sz w:val="24"/>
+        </w:rPr>
+        <w:t xml:space="preserve"> </w:t>
+      </w:r>
+      <w:r>
+        <w:rPr>
+          <w:sz w:val="24"/>
+        </w:rPr>
+        <w:t>so I can</w:t>
+      </w:r>
+      <w:r>
+        <w:rPr>
+          <w:sz w:val="24"/>
+        </w:rPr>
+        <w:t xml:space="preserve"> understand how the approximations of Nash equilibria are managed for extensive-form games, together with </w:t>
+      </w:r>
+      <w:r>
+        <w:rPr>
+          <w:sz w:val="24"/>
+        </w:rPr>
+        <w:t>earning</w:t>
+      </w:r>
+      <w:r>
+        <w:rPr>
+          <w:sz w:val="24"/>
+        </w:rPr>
+        <w:t xml:space="preserve"> </w:t>
+      </w:r>
+      <w:r>
+        <w:rPr>
+          <w:sz w:val="24"/>
+        </w:rPr>
+        <w:t>v</w:t>
+      </w:r>
+      <w:r>
+        <w:rPr>
+          <w:sz w:val="24"/>
+        </w:rPr>
+        <w:t xml:space="preserve">aluable hands-on experience </w:t>
+      </w:r>
+      <w:r>
+        <w:rPr>
+          <w:sz w:val="24"/>
+        </w:rPr>
+        <w:t>for</w:t>
+      </w:r>
+      <w:r>
+        <w:rPr>
+          <w:sz w:val="24"/>
+        </w:rPr>
+        <w:t xml:space="preserve"> advanced computational methods dealing with enormous state spaces and imperfect information.</w:t>
+      </w:r>
+    </w:p>
+    <w:p>
+      <w:pPr>
+        <w:ind w:left="284"/>
+        <w:rPr>
+          <w:sz w:val="24"/>
+        </w:rPr>
+      </w:pPr>
+    </w:p>
+    <w:p>
+      <w:pPr>
+        <w:ind w:left="284"/>
+        <w:rPr>
+          <w:b/>
+          <w:bCs/>
+          <w:sz w:val="24"/>
+        </w:rPr>
+      </w:pPr>
+      <w:r>
+        <w:rPr>
+          <w:b/>
+          <w:bCs/>
+          <w:sz w:val="24"/>
+        </w:rPr>
+        <w:t>Demonstrating the Usefulness of AI in General</w:t>
+      </w:r>
+    </w:p>
+    <w:p>
+      <w:pPr>
+        <w:ind w:left="284"/>
+        <w:rPr>
+          <w:sz w:val="24"/>
+        </w:rPr>
+      </w:pPr>
+    </w:p>
+    <w:p>
+      <w:pPr>
+        <w:ind w:left="284"/>
+        <w:rPr>
+          <w:sz w:val="24"/>
+        </w:rPr>
+      </w:pPr>
+      <w:r>
+        <w:rPr>
+          <w:sz w:val="24"/>
+        </w:rPr>
+        <w:t xml:space="preserve">Poker embodies many of the challenges central to AI research: opponent </w:t>
+      </w:r>
+      <w:r>
+        <w:rPr>
+          <w:sz w:val="24"/>
+        </w:rPr>
+        <w:t>modelling</w:t>
+      </w:r>
+      <w:r>
+        <w:rPr>
+          <w:sz w:val="24"/>
+        </w:rPr>
+        <w:t>, risk assessment, and adaptive learning. This project will therefore show the practical usability of AI algorithms in real-life applications that involve imperfect information and the need to make strategic decisions.</w:t>
+      </w:r>
+    </w:p>
+    <w:p>
+      <w:pPr>
+        <w:ind w:left="284"/>
+        <w:rPr>
+          <w:sz w:val="24"/>
+        </w:rPr>
+      </w:pPr>
+    </w:p>
+    <w:p>
+      <w:pPr>
+        <w:ind w:left="284"/>
+        <w:rPr>
+          <w:sz w:val="24"/>
+        </w:rPr>
+      </w:pPr>
+      <w:r>
+        <w:rPr>
+          <w:sz w:val="24"/>
+        </w:rPr>
         <w:lastRenderedPageBreak/>
-        <w:t>INTRODUCTION</w:t>
-      </w:r>
-    </w:p>
-    <w:p>
-      <w:pPr>
-        <w:pStyle w:val="Heading2"/>
-        <w:rPr>
-          <w:i w:val="0"/>
-        </w:rPr>
-      </w:pPr>
-      <w:r>
-        <w:rPr>
-          <w:i w:val="0"/>
-        </w:rPr>
-        <w:t xml:space="preserve">Project </w:t>
-      </w:r>
-      <w:r>
-        <w:rPr>
-          <w:i w:val="0"/>
-        </w:rPr>
-        <w:t>Idea and Motivation</w:t>
-      </w:r>
-    </w:p>
-    <w:p>
-      <w:pPr>
-        <w:ind w:left="284"/>
-        <w:rPr>
-          <w:sz w:val="24"/>
-        </w:rPr>
-      </w:pPr>
-      <w:r>
-        <w:rPr>
-          <w:sz w:val="24"/>
-        </w:rPr>
-        <w:t>My interest in the project is rooted in my deep-seated inspiration toward artificial intelligence and the prospect of its use in solving hard, real-world problems. Th</w:t>
-      </w:r>
-      <w:r>
-        <w:rPr>
-          <w:sz w:val="24"/>
-        </w:rPr>
-        <w:t>is</w:t>
-      </w:r>
-      <w:r>
-        <w:rPr>
-          <w:sz w:val="24"/>
-        </w:rPr>
-        <w:t xml:space="preserve"> project is about developing an AI agent-a bot-that can play No-Limit Texas </w:t>
-      </w:r>
-      <w:proofErr w:type="spellStart"/>
-      <w:r>
-        <w:rPr>
-          <w:sz w:val="24"/>
-        </w:rPr>
-        <w:t>Hold'em</w:t>
-      </w:r>
-      <w:proofErr w:type="spellEnd"/>
-      <w:r>
-        <w:rPr>
-          <w:sz w:val="24"/>
-        </w:rPr>
-        <w:t xml:space="preserve"> Poker using the Monte Carlo Counterfactual Regret Minimization</w:t>
-      </w:r>
-      <w:r>
-        <w:rPr>
-          <w:sz w:val="24"/>
-        </w:rPr>
-        <w:t xml:space="preserve"> (MCCFR)</w:t>
-      </w:r>
-      <w:r>
-        <w:rPr>
-          <w:sz w:val="24"/>
-        </w:rPr>
-        <w:t xml:space="preserve"> algorithm. No-Limit Texas </w:t>
-      </w:r>
-      <w:proofErr w:type="spellStart"/>
-      <w:r>
-        <w:rPr>
-          <w:sz w:val="24"/>
-        </w:rPr>
-        <w:t>Hold'em</w:t>
-      </w:r>
-      <w:proofErr w:type="spellEnd"/>
-      <w:r>
-        <w:rPr>
-          <w:sz w:val="24"/>
-        </w:rPr>
-        <w:t xml:space="preserve"> is very </w:t>
-      </w:r>
-      <w:r>
-        <w:rPr>
-          <w:sz w:val="24"/>
-        </w:rPr>
-        <w:t>complex because</w:t>
-      </w:r>
-      <w:r>
-        <w:rPr>
-          <w:sz w:val="24"/>
-        </w:rPr>
-        <w:t xml:space="preserve"> </w:t>
-      </w:r>
-      <w:r>
-        <w:rPr>
-          <w:sz w:val="24"/>
-        </w:rPr>
-        <w:t>there</w:t>
-      </w:r>
-      <w:r>
-        <w:rPr>
-          <w:sz w:val="24"/>
-        </w:rPr>
-        <w:t xml:space="preserve"> </w:t>
-      </w:r>
-      <w:r>
-        <w:rPr>
-          <w:sz w:val="24"/>
-        </w:rPr>
-        <w:t xml:space="preserve">are an incredibly large number of possible states of the game, along with the presence of imperfect information. </w:t>
-      </w:r>
-    </w:p>
-    <w:p>
-      <w:pPr>
-        <w:ind w:left="284"/>
-        <w:rPr>
-          <w:sz w:val="24"/>
-        </w:rPr>
-      </w:pPr>
-    </w:p>
-    <w:p>
-      <w:pPr>
-        <w:ind w:left="284"/>
-        <w:rPr>
-          <w:sz w:val="24"/>
-        </w:rPr>
-      </w:pPr>
-      <w:r>
-        <w:rPr>
-          <w:sz w:val="24"/>
-        </w:rPr>
-        <w:t>My motivations for this project are two-fold:</w:t>
-      </w:r>
-    </w:p>
-    <w:p>
-      <w:pPr>
-        <w:ind w:left="284"/>
-        <w:rPr>
-          <w:sz w:val="24"/>
-        </w:rPr>
-      </w:pPr>
-    </w:p>
-    <w:p>
-      <w:pPr>
-        <w:ind w:left="284"/>
-        <w:rPr>
-          <w:b/>
-          <w:bCs/>
-          <w:sz w:val="24"/>
-        </w:rPr>
-      </w:pPr>
-      <w:r>
-        <w:rPr>
-          <w:b/>
-          <w:bCs/>
-          <w:sz w:val="24"/>
-        </w:rPr>
-        <w:t>Validation of</w:t>
-      </w:r>
-      <w:r>
-        <w:rPr>
-          <w:b/>
-          <w:bCs/>
-          <w:sz w:val="24"/>
-        </w:rPr>
-        <w:t xml:space="preserve"> the</w:t>
-      </w:r>
-      <w:r>
-        <w:rPr>
-          <w:b/>
-          <w:bCs/>
-          <w:sz w:val="24"/>
-        </w:rPr>
-        <w:t xml:space="preserve"> MCCFR Algorithm</w:t>
-      </w:r>
-    </w:p>
-    <w:p>
-      <w:pPr>
-        <w:ind w:left="284"/>
-        <w:rPr>
-          <w:sz w:val="24"/>
-        </w:rPr>
-      </w:pPr>
-    </w:p>
-    <w:p>
-      <w:pPr>
-        <w:ind w:left="284"/>
-        <w:rPr>
-          <w:sz w:val="24"/>
-        </w:rPr>
-      </w:pPr>
-      <w:r>
-        <w:rPr>
-          <w:sz w:val="24"/>
-        </w:rPr>
-        <w:t xml:space="preserve">I would like to try to implement MCCFR myself </w:t>
-      </w:r>
-      <w:proofErr w:type="gramStart"/>
-      <w:r>
-        <w:rPr>
-          <w:sz w:val="24"/>
-        </w:rPr>
-        <w:t>in order to</w:t>
-      </w:r>
-      <w:proofErr w:type="gramEnd"/>
-      <w:r>
-        <w:rPr>
-          <w:sz w:val="24"/>
-        </w:rPr>
-        <w:t xml:space="preserve"> see how it works </w:t>
-      </w:r>
-      <w:r>
-        <w:rPr>
-          <w:sz w:val="24"/>
-        </w:rPr>
-        <w:t>and</w:t>
-      </w:r>
-      <w:r>
-        <w:rPr>
-          <w:sz w:val="24"/>
-        </w:rPr>
-        <w:t xml:space="preserve"> see its practical performance. In this way, I will</w:t>
-      </w:r>
-      <w:r>
-        <w:rPr>
-          <w:sz w:val="24"/>
-        </w:rPr>
-        <w:t xml:space="preserve"> gain a</w:t>
-      </w:r>
-      <w:r>
-        <w:rPr>
-          <w:sz w:val="24"/>
-        </w:rPr>
-        <w:t xml:space="preserve"> deep</w:t>
-      </w:r>
-      <w:r>
-        <w:rPr>
-          <w:sz w:val="24"/>
-        </w:rPr>
-        <w:t>er understanding</w:t>
-      </w:r>
-      <w:r>
-        <w:rPr>
-          <w:sz w:val="24"/>
-        </w:rPr>
-        <w:t xml:space="preserve"> </w:t>
-      </w:r>
-      <w:r>
-        <w:rPr>
-          <w:sz w:val="24"/>
-        </w:rPr>
-        <w:t>of</w:t>
-      </w:r>
-      <w:r>
-        <w:rPr>
-          <w:sz w:val="24"/>
-        </w:rPr>
-        <w:t xml:space="preserve"> the mechanics of the algorithm</w:t>
-      </w:r>
-      <w:r>
-        <w:rPr>
-          <w:sz w:val="24"/>
-        </w:rPr>
-        <w:t>,</w:t>
-      </w:r>
-      <w:r>
-        <w:rPr>
-          <w:sz w:val="24"/>
-        </w:rPr>
-        <w:t xml:space="preserve"> </w:t>
-      </w:r>
-      <w:r>
-        <w:rPr>
-          <w:sz w:val="24"/>
-        </w:rPr>
-        <w:t>so I can</w:t>
-      </w:r>
-      <w:r>
-        <w:rPr>
-          <w:sz w:val="24"/>
-        </w:rPr>
-        <w:t xml:space="preserve"> understand how the approximations of Nash equilibria are managed for extensive-form games, together with </w:t>
-      </w:r>
-      <w:r>
-        <w:rPr>
-          <w:sz w:val="24"/>
-        </w:rPr>
-        <w:t>earning</w:t>
-      </w:r>
-      <w:r>
-        <w:rPr>
-          <w:sz w:val="24"/>
-        </w:rPr>
-        <w:t xml:space="preserve"> </w:t>
-      </w:r>
-      <w:r>
-        <w:rPr>
-          <w:sz w:val="24"/>
-        </w:rPr>
-        <w:t>v</w:t>
-      </w:r>
-      <w:r>
-        <w:rPr>
-          <w:sz w:val="24"/>
-        </w:rPr>
-        <w:t xml:space="preserve">aluable hands-on experience </w:t>
-      </w:r>
-      <w:r>
-        <w:rPr>
-          <w:sz w:val="24"/>
-        </w:rPr>
-        <w:t>for</w:t>
-      </w:r>
-      <w:r>
-        <w:rPr>
-          <w:sz w:val="24"/>
-        </w:rPr>
-        <w:t xml:space="preserve"> advanced computational methods dealing with enormous state spaces and imperfect information.</w:t>
-      </w:r>
-    </w:p>
-    <w:p>
-      <w:pPr>
-        <w:ind w:left="284"/>
-        <w:rPr>
-          <w:sz w:val="24"/>
-        </w:rPr>
-      </w:pPr>
-    </w:p>
-    <w:p>
-      <w:pPr>
-        <w:ind w:left="284"/>
-        <w:rPr>
-          <w:b/>
-          <w:bCs/>
-          <w:sz w:val="24"/>
-        </w:rPr>
-      </w:pPr>
-      <w:r>
-        <w:rPr>
-          <w:b/>
-          <w:bCs/>
-          <w:sz w:val="24"/>
-        </w:rPr>
-        <w:t>Demonstrating the Usefulness of AI in General</w:t>
-      </w:r>
-    </w:p>
-    <w:p>
-      <w:pPr>
-        <w:ind w:left="284"/>
-        <w:rPr>
-          <w:sz w:val="24"/>
-        </w:rPr>
-      </w:pPr>
-    </w:p>
-    <w:p>
-      <w:pPr>
-        <w:ind w:left="284"/>
-        <w:rPr>
-          <w:sz w:val="24"/>
-        </w:rPr>
-      </w:pPr>
-      <w:r>
-        <w:rPr>
-          <w:sz w:val="24"/>
-        </w:rPr>
-        <w:t xml:space="preserve">Poker embodies many of the challenges central to AI research: opponent </w:t>
-      </w:r>
-      <w:r>
-        <w:rPr>
-          <w:sz w:val="24"/>
-        </w:rPr>
-        <w:t>modelling</w:t>
-      </w:r>
-      <w:r>
-        <w:rPr>
-          <w:sz w:val="24"/>
-        </w:rPr>
-        <w:t>, risk assessment, and adaptive learning. This project will therefore show the practical usability of AI algorithms in real-life applications that involve imperfect information and the need to make strategic decisions.</w:t>
-      </w:r>
-    </w:p>
-    <w:p>
-      <w:pPr>
-        <w:ind w:left="284"/>
-        <w:rPr>
-          <w:sz w:val="24"/>
-        </w:rPr>
-      </w:pPr>
-    </w:p>
-    <w:p>
-      <w:pPr>
-        <w:ind w:left="284"/>
-        <w:rPr>
-          <w:sz w:val="24"/>
-        </w:rPr>
-      </w:pPr>
-      <w:r>
-        <w:rPr>
-          <w:sz w:val="24"/>
-        </w:rPr>
-        <w:t xml:space="preserve">This excites me because the idea of bridging theoretical AI concepts with a real-world application aligns with my aspirations in AI research and </w:t>
-      </w:r>
-      <w:r>
-        <w:rPr>
-          <w:sz w:val="24"/>
-        </w:rPr>
-        <w:lastRenderedPageBreak/>
-        <w:t>development. To engage with this project means to get an opportunity to merge academic research with</w:t>
+        <w:t>This excites me because the idea of bridging theoretical AI concepts with a real-world application aligns with my aspirations in AI research and development. To engage with this project means to get an opportunity to merge academic research with</w:t>
       </w:r>
       <w:r>
         <w:rPr>
@@ -925,14 +872,6 @@
     </w:p>
     <w:p>
       <w:pPr>
-        <w:pStyle w:val="ListParagraph"/>
-        <w:rPr>
-          <w:sz w:val="24"/>
-        </w:rPr>
-      </w:pPr>
-    </w:p>
-    <w:p>
-      <w:pPr>
         <w:ind w:left="360"/>
         <w:rPr>
           <w:b/>
@@ -940,30 +879,24 @@
           <w:sz w:val="24"/>
         </w:rPr>
       </w:pPr>
-      <w:r>
-        <w:rPr>
+    </w:p>
+    <w:p>
+      <w:pPr>
+        <w:ind w:left="360"/>
+        <w:rPr>
+          <w:b/>
+          <w:bCs/>
+          <w:sz w:val="24"/>
+        </w:rPr>
+      </w:pPr>
+      <w:r>
+        <w:rPr>
+          <w:b/>
+          <w:bCs/>
           <w:sz w:val="24"/>
         </w:rPr>
         <w:t>2.</w:t>
       </w:r>
-    </w:p>
-    <w:p>
-      <w:pPr>
-        <w:ind w:left="360"/>
-        <w:rPr>
-          <w:b/>
-          <w:bCs/>
-          <w:sz w:val="24"/>
-        </w:rPr>
-      </w:pPr>
-      <w:r>
-        <w:rPr>
-          <w:b/>
-          <w:bCs/>
-          <w:sz w:val="24"/>
-        </w:rPr>
-        <w:t>2.</w:t>
-      </w:r>
       <w:r>
         <w:rPr>
           <w:b/>
@@ -977,25 +910,7 @@
           <w:bCs/>
           <w:sz w:val="24"/>
         </w:rPr>
-        <w:t xml:space="preserve">Develop a Competitive No-Limit Texas </w:t>
-      </w:r>
-      <w:proofErr w:type="spellStart"/>
-      <w:r>
-        <w:rPr>
-          <w:b/>
-          <w:bCs/>
-          <w:sz w:val="24"/>
-        </w:rPr>
-        <w:t>Hold'em</w:t>
-      </w:r>
-      <w:proofErr w:type="spellEnd"/>
-      <w:r>
-        <w:rPr>
-          <w:b/>
-          <w:bCs/>
-          <w:sz w:val="24"/>
-        </w:rPr>
-        <w:t xml:space="preserve"> AI Bot</w:t>
+        <w:t>Develop a Competitive No-Limit Texas Hold'em AI Bot</w:t>
       </w:r>
     </w:p>
     <w:p>
@@ -1348,7 +1263,7 @@
           <w:sz w:val="24"/>
           <w:lang w:val="en-US"/>
         </w:rPr>
-        <w:t xml:space="preserve">Design an AI Bot capable of playing complete games without any occurrence of errors, followed by its extensive testing in various simulated poker games for correctness and robustness, as well as </w:t>
+        <w:t xml:space="preserve">Design an AI Bot capable of playing complete games without any </w:t>
       </w:r>
       <w:r>
         <w:rPr>
@@ -1356,7 +1271,7 @@
           <w:lang w:val="en-US"/>
         </w:rPr>
         <w:lastRenderedPageBreak/>
-        <w:t>strategic soundness.</w:t>
+        <w:t>occurrence of errors, followed by its extensive testing in various simulated poker games for correctness and robustness, as well as strategic soundness.</w:t>
       </w:r>
       <w:r>
         <w:rPr>
@@ -1927,6 +1842,7 @@
           <w:sz w:val="24"/>
           <w:lang w:val="en-US"/>
         </w:rPr>
+        <w:lastRenderedPageBreak/>
         <w:t>3.</w:t>
       </w:r>
       <w:r>
@@ -2178,21 +2094,865 @@
         <w:rPr>
           <w:sz w:val="24"/>
         </w:rPr>
-        <w:t xml:space="preserve"> developing a superhuman AI for No-Limit Texas </w:t>
+        <w:t xml:space="preserve"> developing a superhuman AI for No-Limit Texas Hold'em Poker using the MCCFR algorithm, several aspects of research are to be studied and understood. The literature review to follow</w:t>
+      </w:r>
+      <w:r>
+        <w:rPr>
+          <w:sz w:val="24"/>
+        </w:rPr>
+        <w:t>,</w:t>
+      </w:r>
+      <w:r>
+        <w:rPr>
+          <w:sz w:val="24"/>
+        </w:rPr>
+        <w:t xml:space="preserve"> sets the basis of underlying theories and the state-of-the-art methodologies applicable in this project and compares various approaches</w:t>
+      </w:r>
+      <w:r>
+        <w:rPr>
+          <w:sz w:val="24"/>
+        </w:rPr>
+        <w:t>, while</w:t>
+      </w:r>
+      <w:r>
+        <w:rPr>
+          <w:sz w:val="24"/>
+        </w:rPr>
+        <w:t xml:space="preserve"> </w:t>
+      </w:r>
+      <w:r>
+        <w:rPr>
+          <w:sz w:val="24"/>
+        </w:rPr>
+        <w:t>justif</w:t>
+      </w:r>
+      <w:r>
+        <w:rPr>
+          <w:sz w:val="24"/>
+        </w:rPr>
+        <w:t>ying</w:t>
+      </w:r>
+      <w:r>
+        <w:rPr>
+          <w:sz w:val="24"/>
+        </w:rPr>
+        <w:t xml:space="preserve"> the selected solution.</w:t>
+      </w:r>
+    </w:p>
+    <w:p>
+      <w:pPr>
+        <w:ind w:left="-142"/>
+        <w:rPr>
+          <w:sz w:val="24"/>
+        </w:rPr>
+      </w:pPr>
+    </w:p>
+    <w:p>
+      <w:pPr>
+        <w:ind w:left="-142"/>
+        <w:rPr>
+          <w:b/>
+          <w:bCs/>
+          <w:sz w:val="24"/>
+        </w:rPr>
+      </w:pPr>
+      <w:r>
+        <w:rPr>
+          <w:b/>
+          <w:bCs/>
+          <w:sz w:val="24"/>
+        </w:rPr>
+        <w:t>2.1 Understanding Game Theory and Nash Equilibrium</w:t>
+      </w:r>
+    </w:p>
+    <w:p>
+      <w:pPr>
+        <w:rPr>
+          <w:sz w:val="24"/>
+        </w:rPr>
+      </w:pPr>
+    </w:p>
+    <w:p>
+      <w:pPr>
+        <w:ind w:left="-142"/>
+        <w:rPr>
+          <w:sz w:val="24"/>
+        </w:rPr>
+      </w:pPr>
+      <w:r>
+        <w:rPr>
+          <w:sz w:val="24"/>
+        </w:rPr>
+        <w:t xml:space="preserve">The project requires a more fundamental understanding of game theory and, more importantly, Nash equilibrium. </w:t>
+      </w:r>
+      <w:r>
+        <w:rPr>
+          <w:sz w:val="24"/>
+        </w:rPr>
+        <w:t xml:space="preserve">Osborne and Rubinstein's "A Course in Game Theory" (1994) </w:t>
+      </w:r>
+      <w:proofErr w:type="gramStart"/>
+      <w:r>
+        <w:rPr>
+          <w:sz w:val="24"/>
+        </w:rPr>
+        <w:t>provides an introduction to</w:t>
+      </w:r>
+      <w:proofErr w:type="gramEnd"/>
+      <w:r>
+        <w:rPr>
+          <w:sz w:val="24"/>
+        </w:rPr>
+        <w:t xml:space="preserve"> the two concepts. According to Osborne and Rubinstein, a Nash equilibrium is a strategy profile from which no player can gain anything by unilaterally changing his strategy. This concept is important to create a strategy for poker in which poker players have imperfect information.</w:t>
+      </w:r>
+    </w:p>
+    <w:p>
+      <w:pPr>
+        <w:rPr>
+          <w:sz w:val="24"/>
+        </w:rPr>
+      </w:pPr>
+    </w:p>
+    <w:p>
+      <w:pPr>
+        <w:ind w:left="-142"/>
+        <w:rPr>
+          <w:b/>
+          <w:bCs/>
+          <w:sz w:val="24"/>
+        </w:rPr>
+      </w:pPr>
+      <w:r>
+        <w:rPr>
+          <w:b/>
+          <w:bCs/>
+          <w:sz w:val="24"/>
+        </w:rPr>
+        <w:t>2.2 Counterfactual Regret Minimization (CFR) and MCCFR</w:t>
+      </w:r>
+    </w:p>
+    <w:p>
+      <w:pPr>
+        <w:ind w:left="-142"/>
+        <w:rPr>
+          <w:sz w:val="24"/>
+        </w:rPr>
+      </w:pPr>
+    </w:p>
+    <w:p>
+      <w:pPr>
+        <w:ind w:left="-142"/>
+        <w:rPr>
+          <w:sz w:val="24"/>
+        </w:rPr>
+      </w:pPr>
+      <w:r>
+        <w:rPr>
+          <w:sz w:val="24"/>
+        </w:rPr>
+        <w:t>One fundamental technique in approximate Nash equilibrium computation in extensive-form games</w:t>
+      </w:r>
+      <w:r>
+        <w:rPr>
+          <w:sz w:val="24"/>
+        </w:rPr>
+        <w:t>,</w:t>
+      </w:r>
+      <w:r>
+        <w:rPr>
+          <w:sz w:val="24"/>
+        </w:rPr>
+        <w:t xml:space="preserve"> is the Counterfactual Regret Minimization algorithm. Zinkevich et al. (200</w:t>
+      </w:r>
+      <w:r>
+        <w:rPr>
+          <w:sz w:val="24"/>
+        </w:rPr>
+        <w:t>7</w:t>
+      </w:r>
+      <w:r>
+        <w:rPr>
+          <w:sz w:val="24"/>
+        </w:rPr>
+        <w:t>) developed CFR as an iterative algorithm that, over time, minimizes regret. Because of the enormous complexity of No-Limit Texas Hold'em, classic CFR is computationally infeasible for this project.</w:t>
+      </w:r>
+    </w:p>
+    <w:p>
+      <w:pPr>
+        <w:rPr>
+          <w:sz w:val="24"/>
+        </w:rPr>
+      </w:pPr>
+    </w:p>
+    <w:p>
+      <w:pPr>
+        <w:ind w:left="-142"/>
+        <w:rPr>
+          <w:sz w:val="24"/>
+        </w:rPr>
+      </w:pPr>
+      <w:r>
+        <w:rPr>
+          <w:sz w:val="24"/>
+        </w:rPr>
+        <w:t>Lanctot et al.'s "Monte Carlo Sampling for Regret Minimization in Extensive Games" (2009)</w:t>
+      </w:r>
+      <w:r>
+        <w:rPr>
+          <w:sz w:val="24"/>
+        </w:rPr>
+        <w:t xml:space="preserve"> p</w:t>
+      </w:r>
+      <w:r>
+        <w:rPr>
+          <w:sz w:val="24"/>
+        </w:rPr>
+        <w:t>resent</w:t>
+      </w:r>
+      <w:r>
+        <w:rPr>
+          <w:sz w:val="24"/>
+        </w:rPr>
+        <w:t>s</w:t>
+      </w:r>
+      <w:r>
+        <w:rPr>
+          <w:sz w:val="24"/>
+        </w:rPr>
+        <w:t xml:space="preserve"> the MCCFR algorithm, an extension of CFR that uses Monte Carlo sampling for counterfactual regret estimation. The use of Monte Carlo sampling over the game tree reduces computational requirements significantly, making it a tractable method for large games like poker.</w:t>
+      </w:r>
+    </w:p>
+    <w:p>
+      <w:pPr>
+        <w:ind w:left="-142"/>
+        <w:rPr>
+          <w:sz w:val="24"/>
+        </w:rPr>
+      </w:pPr>
+    </w:p>
+    <w:p>
+      <w:pPr>
+        <w:ind w:left="-142"/>
+        <w:rPr>
+          <w:sz w:val="24"/>
+        </w:rPr>
+      </w:pPr>
+      <w:r>
+        <w:rPr>
+          <w:sz w:val="24"/>
+        </w:rPr>
+        <w:t>Brown and Sandholm's work on "Safe and Nested Subgame Solving for Imperfect-Information Games" (2017)</w:t>
+      </w:r>
+      <w:r>
+        <w:rPr>
+          <w:sz w:val="24"/>
+        </w:rPr>
+        <w:t xml:space="preserve"> allows one to safely solve subgames during play </w:t>
+      </w:r>
+      <w:proofErr w:type="gramStart"/>
+      <w:r>
+        <w:rPr>
+          <w:sz w:val="24"/>
+        </w:rPr>
+        <w:t>in order to</w:t>
+      </w:r>
+      <w:proofErr w:type="gramEnd"/>
+      <w:r>
+        <w:rPr>
+          <w:sz w:val="24"/>
+        </w:rPr>
+        <w:t xml:space="preserve"> help improve the performance of algorithms by both being more computationally efficient and increasing their capability of exploiting their opponent's strategies.</w:t>
+      </w:r>
+    </w:p>
+    <w:p>
+      <w:pPr>
+        <w:ind w:left="-142"/>
+        <w:rPr>
+          <w:sz w:val="24"/>
+        </w:rPr>
+      </w:pPr>
+    </w:p>
+    <w:p>
+      <w:pPr>
+        <w:ind w:left="-142"/>
+        <w:rPr>
+          <w:b/>
+          <w:bCs/>
+          <w:sz w:val="24"/>
+        </w:rPr>
+      </w:pPr>
+      <w:r>
+        <w:rPr>
+          <w:b/>
+          <w:bCs/>
+          <w:sz w:val="24"/>
+        </w:rPr>
+        <w:t>2.3 State-of-the-Art Poker AI</w:t>
+      </w:r>
+    </w:p>
+    <w:p>
+      <w:pPr>
+        <w:rPr>
+          <w:sz w:val="24"/>
+        </w:rPr>
+      </w:pPr>
+    </w:p>
+    <w:p>
+      <w:pPr>
+        <w:ind w:left="-142"/>
+        <w:rPr>
+          <w:sz w:val="24"/>
+        </w:rPr>
+      </w:pPr>
+      <w:r>
+        <w:rPr>
+          <w:sz w:val="24"/>
+        </w:rPr>
+        <w:t>Noam Brown and Tuomas Sandholm's paper "Superhuman AI for Multiplayer Poker" (2019</w:t>
+      </w:r>
+      <w:r>
+        <w:rPr>
+          <w:sz w:val="24"/>
+        </w:rPr>
+        <w:t>)</w:t>
+      </w:r>
+      <w:r>
+        <w:rPr>
+          <w:sz w:val="24"/>
+        </w:rPr>
+        <w:t xml:space="preserve">, is the landmark study where they came up with Pluribus, which outplayed the top human professionals in multiplayer No-Limit Texas Hold'em. </w:t>
+      </w:r>
+      <w:r>
+        <w:rPr>
+          <w:sz w:val="24"/>
+        </w:rPr>
+        <w:t>Pluribus</w:t>
+      </w:r>
+      <w:r>
+        <w:rPr>
+          <w:sz w:val="24"/>
+        </w:rPr>
+        <w:t xml:space="preserve"> uses an enhanced version of MCCFR combined with real-time search along with abstraction techniques to tame the complexity of the game.</w:t>
+      </w:r>
+    </w:p>
+    <w:p>
+      <w:pPr>
+        <w:ind w:left="-142"/>
+        <w:rPr>
+          <w:sz w:val="24"/>
+        </w:rPr>
+      </w:pPr>
+    </w:p>
+    <w:p>
+      <w:pPr>
+        <w:ind w:left="-142"/>
+        <w:rPr>
+          <w:sz w:val="24"/>
+        </w:rPr>
+      </w:pPr>
+      <w:r>
+        <w:rPr>
+          <w:sz w:val="24"/>
+        </w:rPr>
+        <w:t>Brown et al.'s "Deep Counterfactual Regret Minimization" (2019)</w:t>
+      </w:r>
+      <w:r>
+        <w:rPr>
+          <w:sz w:val="24"/>
+        </w:rPr>
+        <w:t>,</w:t>
+      </w:r>
+      <w:r>
+        <w:rPr>
+          <w:sz w:val="24"/>
+        </w:rPr>
+        <w:t xml:space="preserve"> </w:t>
+      </w:r>
+      <w:r>
+        <w:rPr>
+          <w:sz w:val="24"/>
+        </w:rPr>
+        <w:t>mixes</w:t>
+      </w:r>
+      <w:r>
+        <w:rPr>
+          <w:sz w:val="24"/>
+        </w:rPr>
+        <w:t xml:space="preserve"> deep learning with CFR </w:t>
+      </w:r>
+      <w:proofErr w:type="gramStart"/>
+      <w:r>
+        <w:rPr>
+          <w:sz w:val="24"/>
+        </w:rPr>
+        <w:t>through the use of</w:t>
+      </w:r>
+      <w:proofErr w:type="gramEnd"/>
+      <w:r>
+        <w:rPr>
+          <w:sz w:val="24"/>
+        </w:rPr>
+        <w:t xml:space="preserve"> neural network function approximation in order to generalize across similar states. This diminishes the scalability </w:t>
+      </w:r>
+      <w:r>
+        <w:rPr>
+          <w:sz w:val="24"/>
+        </w:rPr>
+        <w:lastRenderedPageBreak/>
+        <w:t>challenge that large extensive-form games face by deferring to neural networks for the approximation of value functions and policies.</w:t>
+      </w:r>
+    </w:p>
+    <w:p>
+      <w:pPr>
+        <w:ind w:left="-142"/>
+        <w:rPr>
+          <w:sz w:val="24"/>
+        </w:rPr>
+      </w:pPr>
+    </w:p>
+    <w:p>
+      <w:pPr>
+        <w:ind w:left="-142"/>
+        <w:rPr>
+          <w:b/>
+          <w:bCs/>
+          <w:sz w:val="24"/>
+        </w:rPr>
+      </w:pPr>
+      <w:r>
+        <w:rPr>
+          <w:b/>
+          <w:bCs/>
+          <w:sz w:val="24"/>
+        </w:rPr>
+        <w:t>2.4 Alternative Approaches</w:t>
+      </w:r>
+    </w:p>
+    <w:p>
+      <w:pPr>
+        <w:rPr>
+          <w:sz w:val="24"/>
+        </w:rPr>
+      </w:pPr>
+    </w:p>
+    <w:p>
+      <w:pPr>
+        <w:ind w:left="-142"/>
+        <w:rPr>
+          <w:sz w:val="24"/>
+        </w:rPr>
+      </w:pPr>
+      <w:r>
+        <w:rPr>
+          <w:sz w:val="24"/>
+        </w:rPr>
+        <w:t>Reinforcement learning has also been applied to poker AI</w:t>
+      </w:r>
+      <w:r>
+        <w:rPr>
+          <w:sz w:val="24"/>
+        </w:rPr>
+        <w:t xml:space="preserve">. </w:t>
+      </w:r>
+      <w:r>
+        <w:rPr>
+          <w:sz w:val="24"/>
+        </w:rPr>
+        <w:t>Heinrich and Silver (2016)</w:t>
+      </w:r>
+      <w:r>
+        <w:rPr>
+          <w:sz w:val="24"/>
+        </w:rPr>
+        <w:t xml:space="preserve"> </w:t>
+      </w:r>
+      <w:r>
+        <w:rPr>
+          <w:sz w:val="24"/>
+        </w:rPr>
+        <w:t xml:space="preserve">introduced Neural Fictitious Self-Play that </w:t>
+      </w:r>
+      <w:r>
+        <w:rPr>
+          <w:sz w:val="24"/>
+        </w:rPr>
+        <w:t>fused</w:t>
+      </w:r>
+      <w:r>
+        <w:rPr>
+          <w:sz w:val="24"/>
+        </w:rPr>
+        <w:t xml:space="preserve"> fictitious play with deep reinforcement learning. While this is a promising approach, it does tend to consume rather significant amounts of compute time, which might be more than what the scope of this project could bear.</w:t>
+      </w:r>
+    </w:p>
+    <w:p>
+      <w:pPr>
+        <w:rPr>
+          <w:sz w:val="24"/>
+        </w:rPr>
+      </w:pPr>
+    </w:p>
+    <w:p>
+      <w:pPr>
+        <w:ind w:left="-142"/>
+        <w:rPr>
+          <w:sz w:val="24"/>
+        </w:rPr>
+      </w:pPr>
+      <w:r>
+        <w:rPr>
+          <w:sz w:val="24"/>
+        </w:rPr>
+        <w:t xml:space="preserve">Another direction lies in the application of evolutionary algorithms: </w:t>
       </w:r>
       <w:proofErr w:type="spellStart"/>
       <w:r>
         <w:rPr>
           <w:sz w:val="24"/>
         </w:rPr>
-        <w:t>Hold'em</w:t>
+        <w:t>Ponsen</w:t>
       </w:r>
       <w:proofErr w:type="spellEnd"/>
       <w:r>
         <w:rPr>
           <w:sz w:val="24"/>
         </w:rPr>
-        <w:t xml:space="preserve"> Poker using the MCCFR algorithm, several aspects of research are to be studied and understood. The literature review to follow</w:t>
+        <w:t xml:space="preserve"> et al. (2011), for example, used evolutionary computation to develop poker agents. </w:t>
+      </w:r>
+      <w:proofErr w:type="gramStart"/>
+      <w:r>
+        <w:rPr>
+          <w:sz w:val="24"/>
+        </w:rPr>
+        <w:t>However</w:t>
+      </w:r>
+      <w:proofErr w:type="gramEnd"/>
+      <w:r>
+        <w:rPr>
+          <w:sz w:val="24"/>
+        </w:rPr>
+        <w:t xml:space="preserve"> these methods often do not converge to Nash equilibria, and are somewhat less capable of coping with the imperfect information of poker.</w:t>
+      </w:r>
+    </w:p>
+    <w:p>
+      <w:pPr>
+        <w:ind w:left="-142"/>
+        <w:rPr>
+          <w:sz w:val="24"/>
+        </w:rPr>
+      </w:pPr>
+    </w:p>
+    <w:p>
+      <w:pPr>
+        <w:ind w:left="-142"/>
+        <w:rPr>
+          <w:b/>
+          <w:bCs/>
+          <w:sz w:val="24"/>
+        </w:rPr>
+      </w:pPr>
+      <w:r>
+        <w:rPr>
+          <w:b/>
+          <w:bCs/>
+          <w:sz w:val="24"/>
+        </w:rPr>
+        <w:t>2.5 Preferred Solution</w:t>
+      </w:r>
+    </w:p>
+    <w:p>
+      <w:pPr>
+        <w:rPr>
+          <w:sz w:val="24"/>
+        </w:rPr>
+      </w:pPr>
+    </w:p>
+    <w:p>
+      <w:pPr>
+        <w:ind w:left="-142"/>
+        <w:rPr>
+          <w:sz w:val="24"/>
+        </w:rPr>
+      </w:pPr>
+      <w:r>
+        <w:rPr>
+          <w:sz w:val="24"/>
+        </w:rPr>
+        <w:t xml:space="preserve">Given </w:t>
+      </w:r>
+      <w:r>
+        <w:rPr>
+          <w:sz w:val="24"/>
+        </w:rPr>
+        <w:t xml:space="preserve">the literature that was </w:t>
+      </w:r>
+      <w:r>
+        <w:rPr>
+          <w:sz w:val="24"/>
+        </w:rPr>
+        <w:t>read</w:t>
+      </w:r>
+      <w:r>
+        <w:rPr>
+          <w:sz w:val="24"/>
+        </w:rPr>
+        <w:t xml:space="preserve"> and the relative computational costs of other methods,</w:t>
+      </w:r>
+      <w:r>
+        <w:rPr>
+          <w:sz w:val="24"/>
+        </w:rPr>
+        <w:t xml:space="preserve"> the implementation of the MCCFR algorithm is going to be an optimal solution </w:t>
+      </w:r>
+      <w:r>
+        <w:rPr>
+          <w:sz w:val="24"/>
+        </w:rPr>
+        <w:t>for this project</w:t>
+      </w:r>
+      <w:r>
+        <w:rPr>
+          <w:sz w:val="24"/>
+        </w:rPr>
+        <w:t>. In this respect, MCCFR balances between computational efficiency and strategic depth</w:t>
+      </w:r>
+      <w:r>
+        <w:rPr>
+          <w:sz w:val="24"/>
+        </w:rPr>
+        <w:t xml:space="preserve"> and</w:t>
+      </w:r>
+      <w:r>
+        <w:rPr>
+          <w:sz w:val="24"/>
+        </w:rPr>
+        <w:t xml:space="preserve"> its benefits make it an adequate </w:t>
+      </w:r>
+      <w:r>
+        <w:rPr>
+          <w:sz w:val="24"/>
+        </w:rPr>
+        <w:t>choice</w:t>
+      </w:r>
+      <w:r>
+        <w:rPr>
+          <w:sz w:val="24"/>
+        </w:rPr>
+        <w:t xml:space="preserve"> </w:t>
+      </w:r>
+      <w:r>
+        <w:rPr>
+          <w:sz w:val="24"/>
+        </w:rPr>
+        <w:t>for</w:t>
+      </w:r>
+      <w:r>
+        <w:rPr>
+          <w:sz w:val="24"/>
+        </w:rPr>
+        <w:t xml:space="preserve"> a competitive AI bot for No-Limit Texas Hold'em Poker.</w:t>
+      </w:r>
+    </w:p>
+    <w:p>
+      <w:pPr>
+        <w:ind w:left="-142"/>
+        <w:rPr>
+          <w:sz w:val="24"/>
+        </w:rPr>
+      </w:pPr>
+    </w:p>
+    <w:p>
+      <w:pPr>
+        <w:ind w:left="-142"/>
+        <w:rPr>
+          <w:sz w:val="24"/>
+        </w:rPr>
+      </w:pPr>
+    </w:p>
+    <w:p>
+      <w:pPr>
+        <w:ind w:left="-142"/>
+        <w:rPr>
+          <w:sz w:val="24"/>
+        </w:rPr>
+      </w:pPr>
+    </w:p>
+    <w:p>
+      <w:pPr>
+        <w:ind w:left="-142"/>
+        <w:rPr>
+          <w:sz w:val="24"/>
+        </w:rPr>
+      </w:pPr>
+      <w:r>
+        <w:rPr>
+          <w:sz w:val="24"/>
+        </w:rPr>
+        <w:t xml:space="preserve">This is further justified by the success of the systems based on MCCFR such as Pluribus, which showed that indeed the algorithm </w:t>
+      </w:r>
+      <w:proofErr w:type="gramStart"/>
+      <w:r>
+        <w:rPr>
+          <w:sz w:val="24"/>
+        </w:rPr>
+        <w:t>is capable of playing</w:t>
+      </w:r>
+      <w:proofErr w:type="gramEnd"/>
+      <w:r>
+        <w:rPr>
+          <w:sz w:val="24"/>
+        </w:rPr>
+        <w:t xml:space="preserve"> </w:t>
+      </w:r>
+      <w:r>
+        <w:rPr>
+          <w:sz w:val="24"/>
+        </w:rPr>
+        <w:t>at an expert level</w:t>
+      </w:r>
+      <w:r>
+        <w:rPr>
+          <w:sz w:val="24"/>
+        </w:rPr>
+        <w:t xml:space="preserve">. </w:t>
+      </w:r>
+    </w:p>
+    <w:p>
+      <w:pPr>
+        <w:ind w:left="-142"/>
+        <w:rPr>
+          <w:sz w:val="24"/>
+        </w:rPr>
+      </w:pPr>
+    </w:p>
+    <w:p>
+      <w:pPr>
+        <w:ind w:left="-142"/>
+        <w:rPr>
+          <w:b/>
+          <w:bCs/>
+          <w:sz w:val="24"/>
+        </w:rPr>
+      </w:pPr>
+      <w:r>
+        <w:rPr>
+          <w:b/>
+          <w:bCs/>
+          <w:sz w:val="24"/>
+        </w:rPr>
+        <w:t>2.6 Supporting the Preferred Solution</w:t>
+      </w:r>
+    </w:p>
+    <w:p>
+      <w:pPr>
+        <w:ind w:left="-142"/>
+        <w:rPr>
+          <w:sz w:val="24"/>
+        </w:rPr>
+      </w:pPr>
+    </w:p>
+    <w:p>
+      <w:pPr>
+        <w:ind w:left="-142"/>
+        <w:rPr>
+          <w:sz w:val="24"/>
+        </w:rPr>
+      </w:pPr>
+      <w:r>
+        <w:rPr>
+          <w:sz w:val="24"/>
+        </w:rPr>
+        <w:lastRenderedPageBreak/>
+        <w:t>Implementation of MCCFR has several advantages:</w:t>
+      </w:r>
+    </w:p>
+    <w:p>
+      <w:pPr>
+        <w:rPr>
+          <w:sz w:val="24"/>
+        </w:rPr>
+      </w:pPr>
+    </w:p>
+    <w:p>
+      <w:pPr>
+        <w:ind w:left="-142"/>
+        <w:rPr>
+          <w:sz w:val="24"/>
+        </w:rPr>
+      </w:pPr>
+      <w:r>
+        <w:rPr>
+          <w:sz w:val="24"/>
+        </w:rPr>
+        <w:t>Scalability: MCCFR, by sampling, reduces the computational complexity according to Lanctot et al. (2009), thus enabling the handling of extensive games like poker.</w:t>
+      </w:r>
+    </w:p>
+    <w:p>
+      <w:pPr>
+        <w:ind w:left="-142"/>
+        <w:rPr>
+          <w:sz w:val="24"/>
+        </w:rPr>
+      </w:pPr>
+    </w:p>
+    <w:p>
+      <w:pPr>
+        <w:ind w:left="-142"/>
+        <w:rPr>
+          <w:sz w:val="24"/>
+        </w:rPr>
+      </w:pPr>
+      <w:r>
+        <w:rPr>
+          <w:sz w:val="24"/>
+        </w:rPr>
+        <w:t>Proven Effectiveness: Actual applicability was proven when the algorithm succeeded in achieving superhuman performance in Pluribus by Brown &amp; Sandholm (2019).</w:t>
+      </w:r>
+    </w:p>
+    <w:p>
+      <w:pPr>
+        <w:ind w:left="-142"/>
+        <w:rPr>
+          <w:sz w:val="24"/>
+        </w:rPr>
+      </w:pPr>
+    </w:p>
+    <w:p>
+      <w:pPr>
+        <w:ind w:left="-142"/>
+        <w:rPr>
+          <w:sz w:val="24"/>
+        </w:rPr>
+      </w:pPr>
+      <w:r>
+        <w:rPr>
+          <w:sz w:val="24"/>
+        </w:rPr>
+        <w:t>Adaptability: MCCFR can</w:t>
+      </w:r>
+      <w:r>
+        <w:rPr>
+          <w:sz w:val="24"/>
+        </w:rPr>
+        <w:t xml:space="preserve"> potentially</w:t>
+      </w:r>
+      <w:r>
+        <w:rPr>
+          <w:sz w:val="24"/>
+        </w:rPr>
+        <w:t xml:space="preserve"> be further augmented by techniques like nested subgame solving </w:t>
+      </w:r>
+      <w:r>
+        <w:rPr>
+          <w:sz w:val="24"/>
+        </w:rPr>
+        <w:t>(</w:t>
+      </w:r>
+      <w:r>
+        <w:rPr>
+          <w:sz w:val="24"/>
+        </w:rPr>
+        <w:t>Brown &amp; Sandholm</w:t>
       </w:r>
       <w:r>
         <w:rPr>
@@ -2204,43 +2964,61 @@
         <w:rPr>
           <w:sz w:val="24"/>
         </w:rPr>
-        <w:t xml:space="preserve"> sets the basis of underlying theories and the state-of-the-art methodologies applicable in this project and compares various approaches</w:t>
-      </w:r>
-      <w:r>
-        <w:rPr>
-          <w:sz w:val="24"/>
-        </w:rPr>
-        <w:t>, while</w:t>
-      </w:r>
-      <w:r>
-        <w:rPr>
-          <w:sz w:val="24"/>
-        </w:rPr>
-        <w:t xml:space="preserve"> </w:t>
-      </w:r>
-      <w:r>
-        <w:rPr>
-          <w:sz w:val="24"/>
-        </w:rPr>
-        <w:t>justif</w:t>
-      </w:r>
-      <w:r>
-        <w:rPr>
-          <w:sz w:val="24"/>
-        </w:rPr>
-        <w:t>ying</w:t>
-      </w:r>
-      <w:r>
-        <w:rPr>
-          <w:sz w:val="24"/>
-        </w:rPr>
-        <w:t xml:space="preserve"> the selected solution.</w:t>
-      </w:r>
+        <w:t xml:space="preserve"> 2017) and combined with function approximation methods </w:t>
+      </w:r>
+      <w:r>
+        <w:rPr>
+          <w:sz w:val="24"/>
+        </w:rPr>
+        <w:t>(</w:t>
+      </w:r>
+      <w:r>
+        <w:rPr>
+          <w:sz w:val="24"/>
+        </w:rPr>
+        <w:t>Brown et al.</w:t>
+      </w:r>
+      <w:r>
+        <w:rPr>
+          <w:sz w:val="24"/>
+        </w:rPr>
+        <w:t>,</w:t>
+      </w:r>
+      <w:r>
+        <w:rPr>
+          <w:sz w:val="24"/>
+        </w:rPr>
+        <w:t xml:space="preserve"> 2019) for better results.</w:t>
+      </w:r>
+    </w:p>
+    <w:p>
+      <w:pPr>
+        <w:rPr>
+          <w:sz w:val="24"/>
+        </w:rPr>
+      </w:pPr>
     </w:p>
     <w:p>
       <w:pPr>
         <w:ind w:left="-142"/>
         <w:rPr>
+          <w:b/>
+          <w:bCs/>
+          <w:sz w:val="24"/>
+        </w:rPr>
+      </w:pPr>
+      <w:r>
+        <w:rPr>
+          <w:b/>
+          <w:bCs/>
+          <w:sz w:val="24"/>
+        </w:rPr>
+        <w:t>2.7 Conclusion</w:t>
+      </w:r>
+    </w:p>
+    <w:p>
+      <w:pPr>
+        <w:rPr>
           <w:sz w:val="24"/>
         </w:rPr>
       </w:pPr>
@@ -2249,917 +3027,6 @@
       <w:pPr>
         <w:ind w:left="-142"/>
         <w:rPr>
-          <w:b/>
-          <w:bCs/>
-          <w:sz w:val="24"/>
-        </w:rPr>
-      </w:pPr>
-      <w:r>
-        <w:rPr>
-          <w:b/>
-          <w:bCs/>
-          <w:sz w:val="24"/>
-        </w:rPr>
-        <w:t>2.1 Understanding Game Theory and Nash Equilibrium</w:t>
-      </w:r>
-    </w:p>
-    <w:p>
-      <w:pPr>
-        <w:rPr>
-          <w:sz w:val="24"/>
-        </w:rPr>
-      </w:pPr>
-    </w:p>
-    <w:p>
-      <w:pPr>
-        <w:ind w:left="-142"/>
-        <w:rPr>
-          <w:sz w:val="24"/>
-        </w:rPr>
-      </w:pPr>
-      <w:r>
-        <w:rPr>
-          <w:sz w:val="24"/>
-        </w:rPr>
-        <w:t xml:space="preserve">The project requires a more fundamental understanding of game theory and, more importantly, Nash equilibrium. </w:t>
-      </w:r>
-      <w:r>
-        <w:rPr>
-          <w:sz w:val="24"/>
-        </w:rPr>
-        <w:t xml:space="preserve">Osborne and Rubinstein's "A Course in Game Theory" (1994) </w:t>
-      </w:r>
-      <w:r>
-        <w:rPr>
-          <w:sz w:val="24"/>
-        </w:rPr>
-        <w:t>provides an introduction to the two concepts. According to Osborne and Rubinstein, a Nash equilibrium is a strategy profile from which no player can gain anything by unilaterally changing his strategy. This concept is important to create a strategy for poker in which poker players have imperfect information.</w:t>
-      </w:r>
-    </w:p>
-    <w:p>
-      <w:pPr>
-        <w:rPr>
-          <w:sz w:val="24"/>
-        </w:rPr>
-      </w:pPr>
-    </w:p>
-    <w:p>
-      <w:pPr>
-        <w:ind w:left="-142"/>
-        <w:rPr>
-          <w:b/>
-          <w:bCs/>
-          <w:sz w:val="24"/>
-        </w:rPr>
-      </w:pPr>
-      <w:r>
-        <w:rPr>
-          <w:b/>
-          <w:bCs/>
-          <w:sz w:val="24"/>
-        </w:rPr>
-        <w:t>2.2 Counterfactual Regret Minimization (CFR) and MCCFR</w:t>
-      </w:r>
-    </w:p>
-    <w:p>
-      <w:pPr>
-        <w:ind w:left="-142"/>
-        <w:rPr>
-          <w:sz w:val="24"/>
-        </w:rPr>
-      </w:pPr>
-    </w:p>
-    <w:p>
-      <w:pPr>
-        <w:ind w:left="-142"/>
-        <w:rPr>
-          <w:sz w:val="24"/>
-        </w:rPr>
-      </w:pPr>
-      <w:r>
-        <w:rPr>
-          <w:sz w:val="24"/>
-        </w:rPr>
-        <w:lastRenderedPageBreak/>
-        <w:t>One fundamental technique in approximate Nash equilibrium computation in extensive-form games</w:t>
-      </w:r>
-      <w:r>
-        <w:rPr>
-          <w:sz w:val="24"/>
-        </w:rPr>
-        <w:t>,</w:t>
-      </w:r>
-      <w:r>
-        <w:rPr>
-          <w:sz w:val="24"/>
-        </w:rPr>
-        <w:t xml:space="preserve"> is the Counterfactual Regret Minimization algorithm. Zinkevich et al. (200</w:t>
-      </w:r>
-      <w:r>
-        <w:rPr>
-          <w:sz w:val="24"/>
-        </w:rPr>
-        <w:t>7</w:t>
-      </w:r>
-      <w:r>
-        <w:rPr>
-          <w:sz w:val="24"/>
-        </w:rPr>
-        <w:t xml:space="preserve">) developed CFR as an iterative algorithm that, over time, minimizes regret. Because of the enormous complexity of No-Limit Texas </w:t>
-      </w:r>
-      <w:proofErr w:type="spellStart"/>
-      <w:r>
-        <w:rPr>
-          <w:sz w:val="24"/>
-        </w:rPr>
-        <w:t>Hold'em</w:t>
-      </w:r>
-      <w:proofErr w:type="spellEnd"/>
-      <w:r>
-        <w:rPr>
-          <w:sz w:val="24"/>
-        </w:rPr>
-        <w:t>, classic CFR is computationally infeasible for this project.</w:t>
-      </w:r>
-    </w:p>
-    <w:p>
-      <w:pPr>
-        <w:rPr>
-          <w:sz w:val="24"/>
-        </w:rPr>
-      </w:pPr>
-    </w:p>
-    <w:p>
-      <w:pPr>
-        <w:ind w:left="-142"/>
-        <w:rPr>
-          <w:sz w:val="24"/>
-        </w:rPr>
-      </w:pPr>
-      <w:r>
-        <w:rPr>
-          <w:sz w:val="24"/>
-        </w:rPr>
-        <w:t>Lanctot et al.'s "Monte Carlo Sampling for Regret Minimization in Extensive Games" (2009)</w:t>
-      </w:r>
-      <w:r>
-        <w:rPr>
-          <w:sz w:val="24"/>
-        </w:rPr>
-        <w:t xml:space="preserve"> p</w:t>
-      </w:r>
-      <w:r>
-        <w:rPr>
-          <w:sz w:val="24"/>
-        </w:rPr>
-        <w:t>resent</w:t>
-      </w:r>
-      <w:r>
-        <w:rPr>
-          <w:sz w:val="24"/>
-        </w:rPr>
-        <w:t>s</w:t>
-      </w:r>
-      <w:r>
-        <w:rPr>
-          <w:sz w:val="24"/>
-        </w:rPr>
-        <w:t xml:space="preserve"> the MCCFR algorithm, an extension of CFR that uses Monte Carlo sampling for counterfactual regret estimation. The use of Monte Carlo sampling over the game tree reduces computational requirements significantly, making it a tractable method for large games like poker.</w:t>
-      </w:r>
-    </w:p>
-    <w:p>
-      <w:pPr>
-        <w:ind w:left="-142"/>
-        <w:rPr>
-          <w:sz w:val="24"/>
-        </w:rPr>
-      </w:pPr>
-    </w:p>
-    <w:p>
-      <w:pPr>
-        <w:ind w:left="-142"/>
-        <w:rPr>
-          <w:sz w:val="24"/>
-        </w:rPr>
-      </w:pPr>
-      <w:r>
-        <w:rPr>
-          <w:sz w:val="24"/>
-        </w:rPr>
-        <w:t>Brown and Sandholm's work on "Safe and Nested Subgame Solving for Imperfect-Information Games" (2017)</w:t>
-      </w:r>
-      <w:r>
-        <w:rPr>
-          <w:sz w:val="24"/>
-        </w:rPr>
-        <w:t xml:space="preserve"> allows one to safely solve subgames during play </w:t>
-      </w:r>
-      <w:proofErr w:type="gramStart"/>
-      <w:r>
-        <w:rPr>
-          <w:sz w:val="24"/>
-        </w:rPr>
-        <w:t>in order to</w:t>
-      </w:r>
-      <w:proofErr w:type="gramEnd"/>
-      <w:r>
-        <w:rPr>
-          <w:sz w:val="24"/>
-        </w:rPr>
-        <w:t xml:space="preserve"> help improve the performance of algorithms by both being more computationally efficient and increasing their capability of exploiting their opponent's strategies.</w:t>
-      </w:r>
-    </w:p>
-    <w:p>
-      <w:pPr>
-        <w:ind w:left="-142"/>
-        <w:rPr>
-          <w:sz w:val="24"/>
-        </w:rPr>
-      </w:pPr>
-    </w:p>
-    <w:p>
-      <w:pPr>
-        <w:ind w:left="-142"/>
-        <w:rPr>
-          <w:b/>
-          <w:bCs/>
-          <w:sz w:val="24"/>
-        </w:rPr>
-      </w:pPr>
-      <w:r>
-        <w:rPr>
-          <w:b/>
-          <w:bCs/>
-          <w:sz w:val="24"/>
-        </w:rPr>
-        <w:t>2.3 State-of-the-Art Poker AI</w:t>
-      </w:r>
-    </w:p>
-    <w:p>
-      <w:pPr>
-        <w:rPr>
-          <w:sz w:val="24"/>
-        </w:rPr>
-      </w:pPr>
-    </w:p>
-    <w:p>
-      <w:pPr>
-        <w:ind w:left="-142"/>
-        <w:rPr>
-          <w:sz w:val="24"/>
-        </w:rPr>
-      </w:pPr>
-      <w:r>
-        <w:rPr>
-          <w:sz w:val="24"/>
-        </w:rPr>
-        <w:t>Noam Brown and Tuomas Sandholm's paper "Superhuman AI for Multiplayer Poker" (2019</w:t>
-      </w:r>
-      <w:r>
-        <w:rPr>
-          <w:sz w:val="24"/>
-        </w:rPr>
-        <w:t>)</w:t>
-      </w:r>
-      <w:r>
-        <w:rPr>
-          <w:sz w:val="24"/>
-        </w:rPr>
-        <w:t xml:space="preserve">, is the landmark study where they came up with Pluribus, which outplayed the top human professionals in multiplayer No-Limit Texas </w:t>
-      </w:r>
-      <w:proofErr w:type="spellStart"/>
-      <w:r>
-        <w:rPr>
-          <w:sz w:val="24"/>
-        </w:rPr>
-        <w:t>Hold'em</w:t>
-      </w:r>
-      <w:proofErr w:type="spellEnd"/>
-      <w:r>
-        <w:rPr>
-          <w:sz w:val="24"/>
-        </w:rPr>
-        <w:t xml:space="preserve">. </w:t>
-      </w:r>
-      <w:r>
-        <w:rPr>
-          <w:sz w:val="24"/>
-        </w:rPr>
-        <w:t>Pluribus</w:t>
-      </w:r>
-      <w:r>
-        <w:rPr>
-          <w:sz w:val="24"/>
-        </w:rPr>
-        <w:t xml:space="preserve"> uses an enhanced version of MCCFR combined with real-time search along with abstraction techniques to tame the complexity of the game.</w:t>
-      </w:r>
-    </w:p>
-    <w:p>
-      <w:pPr>
-        <w:ind w:left="-142"/>
-        <w:rPr>
-          <w:sz w:val="24"/>
-        </w:rPr>
-      </w:pPr>
-    </w:p>
-    <w:p>
-      <w:pPr>
-        <w:ind w:left="-142"/>
-        <w:rPr>
-          <w:sz w:val="24"/>
-        </w:rPr>
-      </w:pPr>
-      <w:r>
-        <w:rPr>
-          <w:sz w:val="24"/>
-        </w:rPr>
-        <w:t>Brown et al.'s "Deep Counterfactual Regret Minimization" (2019)</w:t>
-      </w:r>
-      <w:r>
-        <w:rPr>
-          <w:sz w:val="24"/>
-        </w:rPr>
-        <w:t>,</w:t>
-      </w:r>
-      <w:r>
-        <w:rPr>
-          <w:sz w:val="24"/>
-        </w:rPr>
-        <w:t xml:space="preserve"> </w:t>
-      </w:r>
-      <w:r>
-        <w:rPr>
-          <w:sz w:val="24"/>
-        </w:rPr>
-        <w:t>mixes</w:t>
-      </w:r>
-      <w:r>
-        <w:rPr>
-          <w:sz w:val="24"/>
-        </w:rPr>
-        <w:t xml:space="preserve"> deep learning with CFR </w:t>
-      </w:r>
-      <w:proofErr w:type="gramStart"/>
-      <w:r>
-        <w:rPr>
-          <w:sz w:val="24"/>
-        </w:rPr>
-        <w:t>through the use of</w:t>
-      </w:r>
-      <w:proofErr w:type="gramEnd"/>
-      <w:r>
-        <w:rPr>
-          <w:sz w:val="24"/>
-        </w:rPr>
-        <w:t xml:space="preserve"> neural network function approximation in order to generalize across similar states. This diminishes the scalability challenge that large extensive-form games face by deferring to neural networks for the approximation of value functions and policies.</w:t>
-      </w:r>
-    </w:p>
-    <w:p>
-      <w:pPr>
-        <w:ind w:left="-142"/>
-        <w:rPr>
-          <w:sz w:val="24"/>
-        </w:rPr>
-      </w:pPr>
-    </w:p>
-    <w:p>
-      <w:pPr>
-        <w:ind w:left="-142"/>
-        <w:rPr>
-          <w:b/>
-          <w:bCs/>
-          <w:sz w:val="24"/>
-        </w:rPr>
-      </w:pPr>
-      <w:r>
-        <w:rPr>
-          <w:b/>
-          <w:bCs/>
-          <w:sz w:val="24"/>
-        </w:rPr>
-        <w:lastRenderedPageBreak/>
-        <w:t>2.4 Alternative Approaches</w:t>
-      </w:r>
-    </w:p>
-    <w:p>
-      <w:pPr>
-        <w:rPr>
-          <w:sz w:val="24"/>
-        </w:rPr>
-      </w:pPr>
-    </w:p>
-    <w:p>
-      <w:pPr>
-        <w:ind w:left="-142"/>
-        <w:rPr>
-          <w:sz w:val="24"/>
-        </w:rPr>
-      </w:pPr>
-      <w:r>
-        <w:rPr>
-          <w:sz w:val="24"/>
-        </w:rPr>
-        <w:t>Reinforcement learning has also been applied to poker AI</w:t>
-      </w:r>
-      <w:r>
-        <w:rPr>
-          <w:sz w:val="24"/>
-        </w:rPr>
-        <w:t xml:space="preserve">. </w:t>
-      </w:r>
-      <w:r>
-        <w:rPr>
-          <w:sz w:val="24"/>
-        </w:rPr>
-        <w:t>Heinrich and Silver (2016)</w:t>
-      </w:r>
-      <w:r>
-        <w:rPr>
-          <w:sz w:val="24"/>
-        </w:rPr>
-        <w:t xml:space="preserve"> </w:t>
-      </w:r>
-      <w:r>
-        <w:rPr>
-          <w:sz w:val="24"/>
-        </w:rPr>
-        <w:t xml:space="preserve">introduced Neural Fictitious Self-Play that </w:t>
-      </w:r>
-      <w:r>
-        <w:rPr>
-          <w:sz w:val="24"/>
-        </w:rPr>
-        <w:t>fused</w:t>
-      </w:r>
-      <w:r>
-        <w:rPr>
-          <w:sz w:val="24"/>
-        </w:rPr>
-        <w:t xml:space="preserve"> fictitious play with deep reinforcement learning. While this is a promising approach, it does tend to consume rather significant amounts of compute time, which might be more than what the scope of this project could bear.</w:t>
-      </w:r>
-    </w:p>
-    <w:p>
-      <w:pPr>
-        <w:rPr>
-          <w:sz w:val="24"/>
-        </w:rPr>
-      </w:pPr>
-    </w:p>
-    <w:p>
-      <w:pPr>
-        <w:ind w:left="-142"/>
-        <w:rPr>
-          <w:sz w:val="24"/>
-        </w:rPr>
-      </w:pPr>
-      <w:r>
-        <w:rPr>
-          <w:sz w:val="24"/>
-        </w:rPr>
-        <w:t xml:space="preserve">Another direction lies in the application of evolutionary algorithms: </w:t>
-      </w:r>
-      <w:proofErr w:type="spellStart"/>
-      <w:r>
-        <w:rPr>
-          <w:sz w:val="24"/>
-        </w:rPr>
-        <w:t>Ponsen</w:t>
-      </w:r>
-      <w:proofErr w:type="spellEnd"/>
-      <w:r>
-        <w:rPr>
-          <w:sz w:val="24"/>
-        </w:rPr>
-        <w:t xml:space="preserve"> et al. (2011), for example, used evolutionary computation to develop poker agents. </w:t>
-      </w:r>
-      <w:proofErr w:type="gramStart"/>
-      <w:r>
-        <w:rPr>
-          <w:sz w:val="24"/>
-        </w:rPr>
-        <w:t>However</w:t>
-      </w:r>
-      <w:proofErr w:type="gramEnd"/>
-      <w:r>
-        <w:rPr>
-          <w:sz w:val="24"/>
-        </w:rPr>
-        <w:t xml:space="preserve"> these methods often do not converge to Nash equilibria, and are somewhat less capable of coping with the imperfect information of poker.</w:t>
-      </w:r>
-    </w:p>
-    <w:p>
-      <w:pPr>
-        <w:ind w:left="-142"/>
-        <w:rPr>
-          <w:sz w:val="24"/>
-        </w:rPr>
-      </w:pPr>
-    </w:p>
-    <w:p>
-      <w:pPr>
-        <w:ind w:left="-142"/>
-        <w:rPr>
-          <w:b/>
-          <w:bCs/>
-          <w:sz w:val="24"/>
-        </w:rPr>
-      </w:pPr>
-      <w:r>
-        <w:rPr>
-          <w:b/>
-          <w:bCs/>
-          <w:sz w:val="24"/>
-        </w:rPr>
-        <w:t>2.5 Preferred Solution</w:t>
-      </w:r>
-    </w:p>
-    <w:p>
-      <w:pPr>
-        <w:rPr>
-          <w:sz w:val="24"/>
-        </w:rPr>
-      </w:pPr>
-    </w:p>
-    <w:p>
-      <w:pPr>
-        <w:ind w:left="-142"/>
-        <w:rPr>
-          <w:sz w:val="24"/>
-        </w:rPr>
-      </w:pPr>
-      <w:r>
-        <w:rPr>
-          <w:sz w:val="24"/>
-        </w:rPr>
-        <w:t xml:space="preserve">Given </w:t>
-      </w:r>
-      <w:r>
-        <w:rPr>
-          <w:sz w:val="24"/>
-        </w:rPr>
-        <w:t xml:space="preserve">the literature that was </w:t>
-      </w:r>
-      <w:r>
-        <w:rPr>
-          <w:sz w:val="24"/>
-        </w:rPr>
-        <w:t>read</w:t>
-      </w:r>
-      <w:r>
-        <w:rPr>
-          <w:sz w:val="24"/>
-        </w:rPr>
-        <w:t xml:space="preserve"> and the relative computational costs of other methods,</w:t>
-      </w:r>
-      <w:r>
-        <w:rPr>
-          <w:sz w:val="24"/>
-        </w:rPr>
-        <w:t xml:space="preserve"> the implementation of the MCCFR algorithm is going to be an optimal solution </w:t>
-      </w:r>
-      <w:r>
-        <w:rPr>
-          <w:sz w:val="24"/>
-        </w:rPr>
-        <w:t>for this project</w:t>
-      </w:r>
-      <w:r>
-        <w:rPr>
-          <w:sz w:val="24"/>
-        </w:rPr>
-        <w:t>. In this respect, MCCFR balances between computational efficiency and strategic depth</w:t>
-      </w:r>
-      <w:r>
-        <w:rPr>
-          <w:sz w:val="24"/>
-        </w:rPr>
-        <w:t xml:space="preserve"> and</w:t>
-      </w:r>
-      <w:r>
-        <w:rPr>
-          <w:sz w:val="24"/>
-        </w:rPr>
-        <w:t xml:space="preserve"> its benefits make it an adequate </w:t>
-      </w:r>
-      <w:r>
-        <w:rPr>
-          <w:sz w:val="24"/>
-        </w:rPr>
-        <w:t>choice</w:t>
-      </w:r>
-      <w:r>
-        <w:rPr>
-          <w:sz w:val="24"/>
-        </w:rPr>
-        <w:t xml:space="preserve"> </w:t>
-      </w:r>
-      <w:r>
-        <w:rPr>
-          <w:sz w:val="24"/>
-        </w:rPr>
-        <w:t>for</w:t>
-      </w:r>
-      <w:r>
-        <w:rPr>
-          <w:sz w:val="24"/>
-        </w:rPr>
-        <w:t xml:space="preserve"> a competitive AI bot for No-Limit Texas </w:t>
-      </w:r>
-      <w:proofErr w:type="spellStart"/>
-      <w:r>
-        <w:rPr>
-          <w:sz w:val="24"/>
-        </w:rPr>
-        <w:t>Hold'em</w:t>
-      </w:r>
-      <w:proofErr w:type="spellEnd"/>
-      <w:r>
-        <w:rPr>
-          <w:sz w:val="24"/>
-        </w:rPr>
-        <w:t xml:space="preserve"> Poker.</w:t>
-      </w:r>
-    </w:p>
-    <w:p>
-      <w:pPr>
-        <w:ind w:left="-142"/>
-        <w:rPr>
-          <w:sz w:val="24"/>
-        </w:rPr>
-      </w:pPr>
-    </w:p>
-    <w:p>
-      <w:pPr>
-        <w:ind w:left="-142"/>
-        <w:rPr>
-          <w:sz w:val="24"/>
-        </w:rPr>
-      </w:pPr>
-    </w:p>
-    <w:p>
-      <w:pPr>
-        <w:ind w:left="-142"/>
-        <w:rPr>
-          <w:sz w:val="24"/>
-        </w:rPr>
-      </w:pPr>
-    </w:p>
-    <w:p>
-      <w:pPr>
-        <w:ind w:left="-142"/>
-        <w:rPr>
-          <w:sz w:val="24"/>
-        </w:rPr>
-      </w:pPr>
-      <w:r>
-        <w:rPr>
-          <w:sz w:val="24"/>
-        </w:rPr>
-        <w:t xml:space="preserve">This is further justified by the success of the systems based on MCCFR such as Pluribus, which showed that indeed the algorithm </w:t>
-      </w:r>
-      <w:proofErr w:type="gramStart"/>
-      <w:r>
-        <w:rPr>
-          <w:sz w:val="24"/>
-        </w:rPr>
-        <w:t>is capable of playing</w:t>
-      </w:r>
-      <w:proofErr w:type="gramEnd"/>
-      <w:r>
-        <w:rPr>
-          <w:sz w:val="24"/>
-        </w:rPr>
-        <w:t xml:space="preserve"> </w:t>
-      </w:r>
-      <w:r>
-        <w:rPr>
-          <w:sz w:val="24"/>
-        </w:rPr>
-        <w:t>at an expert level</w:t>
-      </w:r>
-      <w:r>
-        <w:rPr>
-          <w:sz w:val="24"/>
-        </w:rPr>
-        <w:t xml:space="preserve">. </w:t>
-      </w:r>
-    </w:p>
-    <w:p>
-      <w:pPr>
-        <w:ind w:left="-142"/>
-        <w:rPr>
-          <w:sz w:val="24"/>
-        </w:rPr>
-      </w:pPr>
-    </w:p>
-    <w:p>
-      <w:pPr>
-        <w:ind w:left="-142"/>
-        <w:rPr>
-          <w:b/>
-          <w:bCs/>
-          <w:sz w:val="24"/>
-        </w:rPr>
-      </w:pPr>
-      <w:r>
-        <w:rPr>
-          <w:b/>
-          <w:bCs/>
-          <w:sz w:val="24"/>
-        </w:rPr>
-        <w:t>2.6 Supporting the Preferred Solution</w:t>
-      </w:r>
-    </w:p>
-    <w:p>
-      <w:pPr>
-        <w:ind w:left="-142"/>
-        <w:rPr>
-          <w:sz w:val="24"/>
-        </w:rPr>
-      </w:pPr>
-    </w:p>
-    <w:p>
-      <w:pPr>
-        <w:ind w:left="-142"/>
-        <w:rPr>
-          <w:sz w:val="24"/>
-        </w:rPr>
-      </w:pPr>
-      <w:r>
-        <w:rPr>
-          <w:sz w:val="24"/>
-        </w:rPr>
-        <w:t>Implementation of MCCFR has several advantages:</w:t>
-      </w:r>
-    </w:p>
-    <w:p>
-      <w:pPr>
-        <w:rPr>
-          <w:sz w:val="24"/>
-        </w:rPr>
-      </w:pPr>
-    </w:p>
-    <w:p>
-      <w:pPr>
-        <w:ind w:left="-142"/>
-        <w:rPr>
-          <w:sz w:val="24"/>
-        </w:rPr>
-      </w:pPr>
-      <w:r>
-        <w:rPr>
-          <w:sz w:val="24"/>
-        </w:rPr>
-        <w:t xml:space="preserve">Scalability: MCCFR, by sampling, reduces the computational complexity </w:t>
-      </w:r>
-      <w:r>
-        <w:rPr>
-          <w:sz w:val="24"/>
-        </w:rPr>
-        <w:lastRenderedPageBreak/>
-        <w:t>according to Lanctot et al. (2009), thus enabling the handling of extensive games like poker.</w:t>
-      </w:r>
-    </w:p>
-    <w:p>
-      <w:pPr>
-        <w:ind w:left="-142"/>
-        <w:rPr>
-          <w:sz w:val="24"/>
-        </w:rPr>
-      </w:pPr>
-    </w:p>
-    <w:p>
-      <w:pPr>
-        <w:ind w:left="-142"/>
-        <w:rPr>
-          <w:sz w:val="24"/>
-        </w:rPr>
-      </w:pPr>
-      <w:r>
-        <w:rPr>
-          <w:sz w:val="24"/>
-        </w:rPr>
-        <w:t>Proven Effectiveness: Actual applicability was proven when the algorithm succeeded in achieving superhuman performance in Pluribus by Brown &amp; Sandholm (2019).</w:t>
-      </w:r>
-    </w:p>
-    <w:p>
-      <w:pPr>
-        <w:ind w:left="-142"/>
-        <w:rPr>
-          <w:sz w:val="24"/>
-        </w:rPr>
-      </w:pPr>
-    </w:p>
-    <w:p>
-      <w:pPr>
-        <w:ind w:left="-142"/>
-        <w:rPr>
-          <w:sz w:val="24"/>
-        </w:rPr>
-      </w:pPr>
-      <w:r>
-        <w:rPr>
-          <w:sz w:val="24"/>
-        </w:rPr>
-        <w:t>Adaptability: MCCFR can</w:t>
-      </w:r>
-      <w:r>
-        <w:rPr>
-          <w:sz w:val="24"/>
-        </w:rPr>
-        <w:t xml:space="preserve"> potentially</w:t>
-      </w:r>
-      <w:r>
-        <w:rPr>
-          <w:sz w:val="24"/>
-        </w:rPr>
-        <w:t xml:space="preserve"> be further augmented by techniques like nested subgame solving </w:t>
-      </w:r>
-      <w:r>
-        <w:rPr>
-          <w:sz w:val="24"/>
-        </w:rPr>
-        <w:t>(</w:t>
-      </w:r>
-      <w:r>
-        <w:rPr>
-          <w:sz w:val="24"/>
-        </w:rPr>
-        <w:t>Brown &amp; Sandholm</w:t>
-      </w:r>
-      <w:r>
-        <w:rPr>
-          <w:sz w:val="24"/>
-        </w:rPr>
-        <w:t>,</w:t>
-      </w:r>
-      <w:r>
-        <w:rPr>
-          <w:sz w:val="24"/>
-        </w:rPr>
-        <w:t xml:space="preserve"> 2017) and combined with function approximation methods </w:t>
-      </w:r>
-      <w:r>
-        <w:rPr>
-          <w:sz w:val="24"/>
-        </w:rPr>
-        <w:t>(</w:t>
-      </w:r>
-      <w:r>
-        <w:rPr>
-          <w:sz w:val="24"/>
-        </w:rPr>
-        <w:t>Brown et al.</w:t>
-      </w:r>
-      <w:r>
-        <w:rPr>
-          <w:sz w:val="24"/>
-        </w:rPr>
-        <w:t>,</w:t>
-      </w:r>
-      <w:r>
-        <w:rPr>
-          <w:sz w:val="24"/>
-        </w:rPr>
-        <w:t xml:space="preserve"> 2019) for better results.</w:t>
-      </w:r>
-    </w:p>
-    <w:p>
-      <w:pPr>
-        <w:rPr>
-          <w:sz w:val="24"/>
-        </w:rPr>
-      </w:pPr>
-    </w:p>
-    <w:p>
-      <w:pPr>
-        <w:ind w:left="-142"/>
-        <w:rPr>
-          <w:b/>
-          <w:bCs/>
-          <w:sz w:val="24"/>
-        </w:rPr>
-      </w:pPr>
-      <w:r>
-        <w:rPr>
-          <w:b/>
-          <w:bCs/>
-          <w:sz w:val="24"/>
-        </w:rPr>
-        <w:t>2.7 Conclusion</w:t>
-      </w:r>
-    </w:p>
-    <w:p>
-      <w:pPr>
-        <w:rPr>
-          <w:sz w:val="24"/>
-        </w:rPr>
-      </w:pPr>
-    </w:p>
-    <w:p>
-      <w:pPr>
-        <w:ind w:left="-142"/>
-        <w:rPr>
           <w:sz w:val="24"/>
         </w:rPr>
       </w:pPr>
@@ -3173,21 +3040,7 @@
         <w:rPr>
           <w:sz w:val="24"/>
         </w:rPr>
-        <w:t xml:space="preserve">iterature suggests that, among all the available variants, MCCFR represents the most practical and effective method so far for developing superhuman AI in No-Limit Texas </w:t>
-      </w:r>
-      <w:proofErr w:type="spellStart"/>
-      <w:r>
-        <w:rPr>
-          <w:sz w:val="24"/>
-        </w:rPr>
-        <w:t>Hold'em</w:t>
-      </w:r>
-      <w:proofErr w:type="spellEnd"/>
-      <w:r>
-        <w:rPr>
-          <w:sz w:val="24"/>
-        </w:rPr>
-        <w:t xml:space="preserve"> Poker. This will provide a concrete framework for the implementation of a competitive poker bot within the scope of this project, in line with the goal of deep understanding of the algorithm and demonstration of the applicability of AI to complex and </w:t>
+        <w:t xml:space="preserve">iterature suggests that, among all the available variants, MCCFR represents the most practical and effective method so far for developing superhuman AI in No-Limit Texas Hold'em Poker. This will provide a concrete framework for the implementation of a competitive poker bot within the scope of this project, in line with the goal of deep understanding of the algorithm and demonstration of the applicability of AI to complex and </w:t>
       </w:r>
       <w:r>
         <w:rPr>
@@ -3247,21 +3100,14 @@
         <w:rPr>
           <w:sz w:val="24"/>
         </w:rPr>
-        <w:t xml:space="preserve">The project aims at developing, with the MCCFR algorithm, an AI bot that can play No-Limit Texas </w:t>
-      </w:r>
-      <w:proofErr w:type="spellStart"/>
-      <w:r>
-        <w:rPr>
-          <w:sz w:val="24"/>
-        </w:rPr>
-        <w:t>Hold'em</w:t>
-      </w:r>
-      <w:proofErr w:type="spellEnd"/>
-      <w:r>
-        <w:rPr>
-          <w:sz w:val="24"/>
-        </w:rPr>
-        <w:t xml:space="preserve"> Poker at an expert level. A work plan consideration has been made in ensuring that the key tasks align with the aims and objectives of the project, taking into consideration risks that might occur and </w:t>
+        <w:t xml:space="preserve">The project aims at developing, with the MCCFR algorithm, an AI bot that can play No-Limit Texas Hold'em Poker at an expert level. A work plan consideration has been made in ensuring that the key tasks align with the aims and objectives of the project, taking into consideration risks that might </w:t>
+      </w:r>
+      <w:r>
+        <w:rPr>
+          <w:sz w:val="24"/>
+        </w:rPr>
+        <w:lastRenderedPageBreak/>
+        <w:t xml:space="preserve">occur and </w:t>
       </w:r>
       <w:r>
         <w:rPr>
@@ -3335,7 +3181,6 @@
           <w:sz w:val="24"/>
           <w:lang w:val="en-US"/>
         </w:rPr>
-        <w:lastRenderedPageBreak/>
         <w:t>Understanding of Game Theory and MCCFR Algorithm</w:t>
       </w:r>
     </w:p>
@@ -4088,6 +3933,7 @@
           <w:sz w:val="24"/>
           <w:lang w:val="en-US"/>
         </w:rPr>
+        <w:lastRenderedPageBreak/>
         <w:t>Description:</w:t>
       </w:r>
       <w:r>
@@ -4151,7 +3997,6 @@
           <w:sz w:val="24"/>
           <w:lang w:val="en-US"/>
         </w:rPr>
-        <w:lastRenderedPageBreak/>
         <w:t>Relation to Aims:</w:t>
       </w:r>
       <w:r>
@@ -4467,7 +4312,7 @@
           <w:lang w:val="en-US"/>
         </w:rPr>
         <w:pict w14:anchorId="15DDB314">
-          <v:rect id="_x0000_i1261" style="width:0;height:1.5pt" o:hralign="center" o:hrstd="t" o:hr="t" fillcolor="#a0a0a0" stroked="f"/>
+          <v:rect id="_x0000_i1025" style="width:0;height:1.5pt" o:hralign="center" o:hrstd="t" o:hr="t" fillcolor="#a0a0a0" stroked="f"/>
         </w:pict>
       </w:r>
     </w:p>
@@ -4754,6 +4599,7 @@
           <w:sz w:val="24"/>
           <w:lang w:val="en-US"/>
         </w:rPr>
+        <w:lastRenderedPageBreak/>
         <w:t>Mitigation:</w:t>
       </w:r>
       <w:r>
@@ -4792,7 +4638,7 @@
           <w:lang w:val="en-US"/>
         </w:rPr>
         <w:pict w14:anchorId="752BD2C4">
-          <v:rect id="_x0000_i1262" style="width:0;height:1.5pt" o:hralign="center" o:hrstd="t" o:hr="t" fillcolor="#a0a0a0" stroked="f"/>
+          <v:rect id="_x0000_i1026" style="width:0;height:1.5pt" o:hralign="center" o:hrstd="t" o:hr="t" fillcolor="#a0a0a0" stroked="f"/>
         </w:pict>
       </w:r>
     </w:p>
@@ -4811,7 +4657,6 @@
           <w:sz w:val="24"/>
           <w:lang w:val="en-US"/>
         </w:rPr>
-        <w:lastRenderedPageBreak/>
         <w:t>Critical Tasks and Dependencies:</w:t>
       </w:r>
     </w:p>
@@ -4927,7 +4772,7 @@
           <w:lang w:val="en-US"/>
         </w:rPr>
         <w:pict w14:anchorId="2D419480">
-          <v:rect id="_x0000_i1263" style="width:0;height:1.5pt" o:hralign="center" o:hrstd="t" o:hr="t" fillcolor="#a0a0a0" stroked="f"/>
+          <v:rect id="_x0000_i1027" style="width:0;height:1.5pt" o:hralign="center" o:hrstd="t" o:hr="t" fillcolor="#a0a0a0" stroked="f"/>
         </w:pict>
       </w:r>
     </w:p>
@@ -5080,7 +4925,7 @@
           <w:lang w:val="en-US"/>
         </w:rPr>
         <w:pict w14:anchorId="47EAD089">
-          <v:rect id="_x0000_i1264" style="width:0;height:1.5pt" o:hralign="center" o:hrstd="t" o:hr="t" fillcolor="#a0a0a0" stroked="f"/>
+          <v:rect id="_x0000_i1028" style="width:0;height:1.5pt" o:hralign="center" o:hrstd="t" o:hr="t" fillcolor="#a0a0a0" stroked="f"/>
         </w:pict>
       </w:r>
     </w:p>
@@ -5370,8 +5215,9 @@
           <w:sz w:val="24"/>
           <w:lang w:val="en-US"/>
         </w:rPr>
+        <w:lastRenderedPageBreak/>
         <w:pict w14:anchorId="164EF00A">
-          <v:rect id="_x0000_i1265" style="width:0;height:1.5pt" o:hralign="center" o:hrstd="t" o:hr="t" fillcolor="#a0a0a0" stroked="f"/>
+          <v:rect id="_x0000_i1029" style="width:0;height:1.5pt" o:hralign="center" o:hrstd="t" o:hr="t" fillcolor="#a0a0a0" stroked="f"/>
         </w:pict>
       </w:r>
     </w:p>
@@ -5419,15 +5265,7 @@
           <w:sz w:val="24"/>
           <w:lang w:val="en-US"/>
         </w:rPr>
-        <w:t xml:space="preserve"> the key activities </w:t>
-      </w:r>
-      <w:r>
-        <w:rPr>
-          <w:sz w:val="24"/>
-          <w:lang w:val="en-US"/>
-        </w:rPr>
-        <w:lastRenderedPageBreak/>
-        <w:t>that will help in trying to achieve the goals and objectives of the project within the time scale available and how free one is. To this end, the plan concentrates on those areas, which are paramount in respect of the effective management of risk and ways that are clear in terms of the successful completion of the AI poker bot</w:t>
+        <w:t xml:space="preserve"> the key activities that will help in trying to achieve the goals and objectives of the project within the time scale available and how free one is. To this end, the plan concentrates on those areas, which are paramount in respect of the effective management of risk and ways that are clear in terms of the successful completion of the AI poker bot</w:t>
       </w:r>
     </w:p>
     <w:p>
@@ -6219,6 +6057,7 @@
           <w:sz w:val="24"/>
           <w:lang w:eastAsia="en-US"/>
         </w:rPr>
+        <w:lastRenderedPageBreak/>
         <w:t xml:space="preserve">Gamma, E., Helm, R., Johnson, R., and </w:t>
       </w:r>
       <w:proofErr w:type="spellStart"/>
@@ -6347,6 +6186,9 @@
         </w:sectPr>
       </w:pPr>
       <w:r>
+        <w:rPr>
+          <w:noProof/>
+        </w:rPr>
         <w:lastRenderedPageBreak/>
         <w:drawing>
           <wp:inline distT="0" distB="0" distL="0" distR="0" wp14:anchorId="2EDA64DD" wp14:editId="7B0E510F">
@@ -6421,7 +6263,6 @@
         <w:rPr>
           <w:rFonts w:ascii="Calibri" w:hAnsi="Calibri"/>
           <w:spacing w:val="6"/>
-          <w:sz w:val="22"/>
           <w:szCs w:val="22"/>
           <w:lang w:eastAsia="en-US"/>
         </w:rPr>
@@ -6455,7 +6296,6 @@
           <w:rFonts w:hAnsi="Calibri"/>
           <w:b/>
           <w:spacing w:val="6"/>
-          <w:sz w:val="22"/>
           <w:szCs w:val="22"/>
           <w:lang w:eastAsia="en-US"/>
         </w:rPr>
@@ -6464,7 +6304,6 @@
         <w:rPr>
           <w:rFonts w:hAnsi="Calibri"/>
           <w:spacing w:val="6"/>
-          <w:sz w:val="22"/>
           <w:szCs w:val="22"/>
           <w:lang w:eastAsia="en-US"/>
         </w:rPr>
@@ -6475,7 +6314,6 @@
           <w:rFonts w:hAnsi="Calibri"/>
           <w:b/>
           <w:spacing w:val="6"/>
-          <w:sz w:val="22"/>
           <w:szCs w:val="22"/>
           <w:lang w:eastAsia="en-US"/>
         </w:rPr>
@@ -6485,7 +6323,6 @@
         <w:rPr>
           <w:rFonts w:hAnsi="Calibri"/>
           <w:spacing w:val="6"/>
-          <w:sz w:val="22"/>
           <w:szCs w:val="22"/>
           <w:lang w:eastAsia="en-US"/>
         </w:rPr>
@@ -6496,7 +6333,6 @@
           <w:rFonts w:hAnsi="Calibri"/>
           <w:b/>
           <w:spacing w:val="6"/>
-          <w:sz w:val="22"/>
           <w:szCs w:val="22"/>
           <w:lang w:eastAsia="en-US"/>
         </w:rPr>
@@ -6535,7 +6371,6 @@
               <w:rPr>
                 <w:b/>
                 <w:spacing w:val="6"/>
-                <w:sz w:val="22"/>
                 <w:szCs w:val="22"/>
               </w:rPr>
             </w:pPr>
@@ -6543,7 +6378,6 @@
               <w:rPr>
                 <w:b/>
                 <w:spacing w:val="6"/>
-                <w:sz w:val="22"/>
                 <w:szCs w:val="22"/>
               </w:rPr>
               <w:t>Student’s Name:</w:t>
@@ -6567,7 +6401,6 @@
               <w:rPr>
                 <w:b/>
                 <w:spacing w:val="6"/>
-                <w:sz w:val="22"/>
                 <w:szCs w:val="22"/>
               </w:rPr>
             </w:pPr>
@@ -6575,7 +6408,6 @@
               <w:rPr>
                 <w:b/>
                 <w:spacing w:val="6"/>
-                <w:sz w:val="22"/>
                 <w:szCs w:val="22"/>
               </w:rPr>
               <w:t>Radostin Barzakov</w:t>
@@ -6604,7 +6436,6 @@
               <w:rPr>
                 <w:b/>
                 <w:spacing w:val="6"/>
-                <w:sz w:val="22"/>
                 <w:szCs w:val="22"/>
               </w:rPr>
             </w:pPr>
@@ -6612,7 +6443,6 @@
               <w:rPr>
                 <w:b/>
                 <w:spacing w:val="6"/>
-                <w:sz w:val="22"/>
                 <w:szCs w:val="22"/>
               </w:rPr>
               <w:t>SRN:</w:t>
@@ -6636,7 +6466,6 @@
               <w:rPr>
                 <w:b/>
                 <w:spacing w:val="6"/>
-                <w:sz w:val="22"/>
                 <w:szCs w:val="22"/>
               </w:rPr>
             </w:pPr>
@@ -6644,7 +6473,6 @@
               <w:rPr>
                 <w:b/>
                 <w:spacing w:val="6"/>
-                <w:sz w:val="22"/>
                 <w:szCs w:val="22"/>
               </w:rPr>
               <w:t>22010580</w:t>
@@ -6673,7 +6501,6 @@
               <w:rPr>
                 <w:b/>
                 <w:spacing w:val="6"/>
-                <w:sz w:val="22"/>
                 <w:szCs w:val="22"/>
               </w:rPr>
             </w:pPr>
@@ -6681,7 +6508,6 @@
               <w:rPr>
                 <w:b/>
                 <w:spacing w:val="6"/>
-                <w:sz w:val="22"/>
                 <w:szCs w:val="22"/>
               </w:rPr>
               <w:t>Project Title:</w:t>
@@ -6705,7 +6531,6 @@
               <w:rPr>
                 <w:b/>
                 <w:spacing w:val="6"/>
-                <w:sz w:val="22"/>
                 <w:szCs w:val="22"/>
               </w:rPr>
             </w:pPr>
@@ -6713,30 +6538,9 @@
               <w:rPr>
                 <w:b/>
                 <w:spacing w:val="6"/>
-                <w:sz w:val="22"/>
                 <w:szCs w:val="22"/>
               </w:rPr>
-              <w:t xml:space="preserve">Developing an AI for Expert-Level Play in No-Limit Texas </w:t>
-            </w:r>
-            <w:proofErr w:type="spellStart"/>
-            <w:r>
-              <w:rPr>
-                <w:b/>
-                <w:spacing w:val="6"/>
-                <w:sz w:val="22"/>
-                <w:szCs w:val="22"/>
-              </w:rPr>
-              <w:t>Hold'em</w:t>
-            </w:r>
-            <w:proofErr w:type="spellEnd"/>
-            <w:r>
-              <w:rPr>
-                <w:b/>
-                <w:spacing w:val="6"/>
-                <w:sz w:val="22"/>
-                <w:szCs w:val="22"/>
-              </w:rPr>
-              <w:t xml:space="preserve"> Poker</w:t>
+              <w:t>Developing an AI for Expert-Level Play in No-Limit Texas Hold'em Poker</w:t>
             </w:r>
           </w:p>
           <w:p>
@@ -6751,7 +6555,6 @@
               <w:rPr>
                 <w:b/>
                 <w:spacing w:val="6"/>
-                <w:sz w:val="22"/>
                 <w:szCs w:val="22"/>
               </w:rPr>
             </w:pPr>
@@ -6779,7 +6582,6 @@
               <w:rPr>
                 <w:b/>
                 <w:spacing w:val="6"/>
-                <w:sz w:val="22"/>
                 <w:szCs w:val="22"/>
               </w:rPr>
             </w:pPr>
@@ -6787,7 +6589,6 @@
               <w:rPr>
                 <w:b/>
                 <w:spacing w:val="6"/>
-                <w:sz w:val="22"/>
                 <w:szCs w:val="22"/>
               </w:rPr>
               <w:t>Supervisor’s Name:</w:t>
@@ -6811,7 +6612,6 @@
               <w:rPr>
                 <w:b/>
                 <w:spacing w:val="6"/>
-                <w:sz w:val="22"/>
                 <w:szCs w:val="22"/>
               </w:rPr>
             </w:pPr>
@@ -6819,7 +6619,6 @@
               <w:rPr>
                 <w:b/>
                 <w:spacing w:val="6"/>
-                <w:sz w:val="22"/>
                 <w:szCs w:val="22"/>
               </w:rPr>
               <w:t>Felix Riegler</w:t>
@@ -6848,7 +6647,6 @@
               <w:rPr>
                 <w:b/>
                 <w:spacing w:val="6"/>
-                <w:sz w:val="22"/>
                 <w:szCs w:val="22"/>
               </w:rPr>
             </w:pPr>
@@ -6856,7 +6654,6 @@
               <w:rPr>
                 <w:b/>
                 <w:spacing w:val="6"/>
-                <w:sz w:val="22"/>
                 <w:szCs w:val="22"/>
               </w:rPr>
               <w:t>Date:</w:t>
@@ -6880,7 +6677,6 @@
               <w:rPr>
                 <w:b/>
                 <w:spacing w:val="6"/>
-                <w:sz w:val="22"/>
                 <w:szCs w:val="22"/>
               </w:rPr>
             </w:pPr>
@@ -6888,7 +6684,6 @@
               <w:rPr>
                 <w:b/>
                 <w:spacing w:val="6"/>
-                <w:sz w:val="22"/>
                 <w:szCs w:val="22"/>
               </w:rPr>
               <w:t>1</w:t>
@@ -6897,7 +6692,6 @@
               <w:rPr>
                 <w:b/>
                 <w:spacing w:val="6"/>
-                <w:sz w:val="22"/>
                 <w:szCs w:val="22"/>
               </w:rPr>
               <w:t>0</w:t>
@@ -6906,7 +6700,6 @@
               <w:rPr>
                 <w:b/>
                 <w:spacing w:val="6"/>
-                <w:sz w:val="22"/>
                 <w:szCs w:val="22"/>
               </w:rPr>
               <w:t>/1</w:t>
@@ -6915,7 +6708,6 @@
               <w:rPr>
                 <w:b/>
                 <w:spacing w:val="6"/>
-                <w:sz w:val="22"/>
                 <w:szCs w:val="22"/>
               </w:rPr>
               <w:t>1</w:t>
@@ -6924,7 +6716,6 @@
               <w:rPr>
                 <w:b/>
                 <w:spacing w:val="6"/>
-                <w:sz w:val="22"/>
                 <w:szCs w:val="22"/>
               </w:rPr>
               <w:t>/2024</w:t>
@@ -8023,7 +7814,6 @@
               <w:rPr>
                 <w:rFonts w:ascii="Calibri" w:hAnsi="Calibri"/>
                 <w:spacing w:val="6"/>
-                <w:sz w:val="22"/>
                 <w:szCs w:val="22"/>
                 <w:lang w:eastAsia="en-US"/>
               </w:rPr>
@@ -8033,7 +7823,6 @@
                 <w:rFonts w:ascii="Calibri" w:hAnsi="Calibri"/>
                 <w:b/>
                 <w:spacing w:val="6"/>
-                <w:sz w:val="22"/>
                 <w:szCs w:val="22"/>
                 <w:lang w:eastAsia="en-US"/>
               </w:rPr>
@@ -8109,7 +7898,6 @@
             <w:r>
               <w:rPr>
                 <w:rFonts w:cs="Arial"/>
-                <w:sz w:val="22"/>
                 <w:szCs w:val="22"/>
                 <w:lang w:val="en-US" w:eastAsia="en-US"/>
               </w:rPr>
@@ -8186,7 +7974,6 @@
         <w:rPr>
           <w:rFonts w:ascii="Calibri" w:hAnsi="Calibri"/>
           <w:spacing w:val="6"/>
-          <w:sz w:val="22"/>
           <w:szCs w:val="22"/>
           <w:lang w:eastAsia="en-US"/>
         </w:rPr>
@@ -8319,7 +8106,6 @@
           <w:rFonts w:hAnsi="Calibri"/>
           <w:b/>
           <w:spacing w:val="6"/>
-          <w:sz w:val="22"/>
           <w:szCs w:val="22"/>
           <w:lang w:eastAsia="en-US"/>
         </w:rPr>
@@ -8328,7 +8114,6 @@
         <w:rPr>
           <w:rFonts w:hAnsi="Calibri"/>
           <w:spacing w:val="6"/>
-          <w:sz w:val="22"/>
           <w:szCs w:val="22"/>
           <w:lang w:eastAsia="en-US"/>
         </w:rPr>
@@ -8339,7 +8124,6 @@
           <w:rFonts w:hAnsi="Calibri"/>
           <w:b/>
           <w:spacing w:val="6"/>
-          <w:sz w:val="22"/>
           <w:szCs w:val="22"/>
           <w:lang w:eastAsia="en-US"/>
         </w:rPr>
@@ -8349,7 +8133,6 @@
         <w:rPr>
           <w:rFonts w:hAnsi="Calibri"/>
           <w:spacing w:val="6"/>
-          <w:sz w:val="22"/>
           <w:szCs w:val="22"/>
           <w:lang w:eastAsia="en-US"/>
         </w:rPr>
@@ -8360,7 +8143,6 @@
           <w:rFonts w:hAnsi="Calibri"/>
           <w:b/>
           <w:spacing w:val="6"/>
-          <w:sz w:val="22"/>
           <w:szCs w:val="22"/>
           <w:lang w:eastAsia="en-US"/>
         </w:rPr>
@@ -8399,7 +8181,6 @@
               <w:rPr>
                 <w:b/>
                 <w:spacing w:val="6"/>
-                <w:sz w:val="22"/>
                 <w:szCs w:val="22"/>
               </w:rPr>
             </w:pPr>
@@ -8407,7 +8188,6 @@
               <w:rPr>
                 <w:b/>
                 <w:spacing w:val="6"/>
-                <w:sz w:val="22"/>
                 <w:szCs w:val="22"/>
               </w:rPr>
               <w:t>Student’s Name:</w:t>
@@ -8431,7 +8211,6 @@
               <w:rPr>
                 <w:b/>
                 <w:spacing w:val="6"/>
-                <w:sz w:val="22"/>
                 <w:szCs w:val="22"/>
               </w:rPr>
             </w:pPr>
@@ -8439,7 +8218,6 @@
               <w:rPr>
                 <w:b/>
                 <w:spacing w:val="6"/>
-                <w:sz w:val="22"/>
                 <w:szCs w:val="22"/>
               </w:rPr>
               <w:t>Radostin Barzakov</w:t>
@@ -8468,7 +8246,6 @@
               <w:rPr>
                 <w:b/>
                 <w:spacing w:val="6"/>
-                <w:sz w:val="22"/>
                 <w:szCs w:val="22"/>
               </w:rPr>
             </w:pPr>
@@ -8476,7 +8253,6 @@
               <w:rPr>
                 <w:b/>
                 <w:spacing w:val="6"/>
-                <w:sz w:val="22"/>
                 <w:szCs w:val="22"/>
               </w:rPr>
               <w:t>SRN:</w:t>
@@ -8500,7 +8276,6 @@
               <w:rPr>
                 <w:b/>
                 <w:spacing w:val="6"/>
-                <w:sz w:val="22"/>
                 <w:szCs w:val="22"/>
               </w:rPr>
             </w:pPr>
@@ -8508,7 +8283,6 @@
               <w:rPr>
                 <w:b/>
                 <w:spacing w:val="6"/>
-                <w:sz w:val="22"/>
                 <w:szCs w:val="22"/>
               </w:rPr>
               <w:t>22010580</w:t>
@@ -8537,7 +8311,6 @@
               <w:rPr>
                 <w:b/>
                 <w:spacing w:val="6"/>
-                <w:sz w:val="22"/>
                 <w:szCs w:val="22"/>
               </w:rPr>
             </w:pPr>
@@ -8545,7 +8318,6 @@
               <w:rPr>
                 <w:b/>
                 <w:spacing w:val="6"/>
-                <w:sz w:val="22"/>
                 <w:szCs w:val="22"/>
               </w:rPr>
               <w:t>Project Title:</w:t>
@@ -8569,7 +8341,6 @@
               <w:rPr>
                 <w:b/>
                 <w:spacing w:val="6"/>
-                <w:sz w:val="22"/>
                 <w:szCs w:val="22"/>
               </w:rPr>
             </w:pPr>
@@ -8577,30 +8348,9 @@
               <w:rPr>
                 <w:b/>
                 <w:spacing w:val="6"/>
-                <w:sz w:val="22"/>
                 <w:szCs w:val="22"/>
               </w:rPr>
-              <w:t xml:space="preserve">Developing an AI for Expert-Level Play in No-Limit Texas </w:t>
-            </w:r>
-            <w:proofErr w:type="spellStart"/>
-            <w:r>
-              <w:rPr>
-                <w:b/>
-                <w:spacing w:val="6"/>
-                <w:sz w:val="22"/>
-                <w:szCs w:val="22"/>
-              </w:rPr>
-              <w:t>Hold'em</w:t>
-            </w:r>
-            <w:proofErr w:type="spellEnd"/>
-            <w:r>
-              <w:rPr>
-                <w:b/>
-                <w:spacing w:val="6"/>
-                <w:sz w:val="22"/>
-                <w:szCs w:val="22"/>
-              </w:rPr>
-              <w:t xml:space="preserve"> Poker</w:t>
+              <w:t>Developing an AI for Expert-Level Play in No-Limit Texas Hold'em Poker</w:t>
             </w:r>
           </w:p>
           <w:p>
@@ -8615,7 +8365,6 @@
               <w:rPr>
                 <w:b/>
                 <w:spacing w:val="6"/>
-                <w:sz w:val="22"/>
                 <w:szCs w:val="22"/>
               </w:rPr>
             </w:pPr>
@@ -8643,7 +8392,6 @@
               <w:rPr>
                 <w:b/>
                 <w:spacing w:val="6"/>
-                <w:sz w:val="22"/>
                 <w:szCs w:val="22"/>
               </w:rPr>
             </w:pPr>
@@ -8651,7 +8399,6 @@
               <w:rPr>
                 <w:b/>
                 <w:spacing w:val="6"/>
-                <w:sz w:val="22"/>
                 <w:szCs w:val="22"/>
               </w:rPr>
               <w:t>Supervisor’s Name:</w:t>
@@ -8675,7 +8422,6 @@
               <w:rPr>
                 <w:b/>
                 <w:spacing w:val="6"/>
-                <w:sz w:val="22"/>
                 <w:szCs w:val="22"/>
               </w:rPr>
             </w:pPr>
@@ -8683,7 +8429,6 @@
               <w:rPr>
                 <w:b/>
                 <w:spacing w:val="6"/>
-                <w:sz w:val="22"/>
                 <w:szCs w:val="22"/>
               </w:rPr>
               <w:t>Felix Riegler</w:t>
@@ -8712,7 +8457,6 @@
               <w:rPr>
                 <w:b/>
                 <w:spacing w:val="6"/>
-                <w:sz w:val="22"/>
                 <w:szCs w:val="22"/>
               </w:rPr>
             </w:pPr>
@@ -8720,7 +8464,6 @@
               <w:rPr>
                 <w:b/>
                 <w:spacing w:val="6"/>
-                <w:sz w:val="22"/>
                 <w:szCs w:val="22"/>
               </w:rPr>
               <w:t>Date:</w:t>
@@ -8744,7 +8487,6 @@
               <w:rPr>
                 <w:b/>
                 <w:spacing w:val="6"/>
-                <w:sz w:val="22"/>
                 <w:szCs w:val="22"/>
               </w:rPr>
             </w:pPr>
@@ -8752,7 +8494,6 @@
               <w:rPr>
                 <w:b/>
                 <w:spacing w:val="6"/>
-                <w:sz w:val="22"/>
                 <w:szCs w:val="22"/>
               </w:rPr>
               <w:t>10/11/2024</w:t>
@@ -9841,27 +9582,7 @@
                 <w:szCs w:val="20"/>
                 <w:lang w:eastAsia="en-US"/>
               </w:rPr>
-              <w:t xml:space="preserve">High computational demands impeding the speed at which </w:t>
-            </w:r>
-            <w:proofErr w:type="gramStart"/>
-            <w:r>
-              <w:rPr>
-                <w:rFonts w:cs="Arial"/>
-                <w:spacing w:val="6"/>
-                <w:szCs w:val="20"/>
-                <w:lang w:eastAsia="en-US"/>
-              </w:rPr>
-              <w:t>testing</w:t>
-            </w:r>
-            <w:proofErr w:type="gramEnd"/>
-            <w:r>
-              <w:rPr>
-                <w:rFonts w:cs="Arial"/>
-                <w:spacing w:val="6"/>
-                <w:szCs w:val="20"/>
-                <w:lang w:eastAsia="en-US"/>
-              </w:rPr>
-              <w:t xml:space="preserve"> and validation can be performed</w:t>
+              <w:t>High computational demands impeding the speed at which testing and validation can be performed</w:t>
             </w:r>
           </w:p>
         </w:tc>
@@ -10000,6 +9721,7 @@
                 <w:szCs w:val="20"/>
                 <w:lang w:eastAsia="en-US"/>
               </w:rPr>
+              <w:lastRenderedPageBreak/>
               <w:t>4. Time Constraints</w:t>
             </w:r>
           </w:p>
@@ -10182,7 +9904,6 @@
                 <w:szCs w:val="20"/>
                 <w:lang w:eastAsia="en-US"/>
               </w:rPr>
-              <w:lastRenderedPageBreak/>
               <w:t>5. Data Loss</w:t>
             </w:r>
           </w:p>
@@ -10718,44 +10439,6 @@
         </w:rPr>
       </w:pPr>
     </w:p>
-    <w:p>
-      <w:pPr>
-        <w:widowControl/>
-        <w:spacing w:line="240" w:lineRule="auto"/>
-        <w:jc w:val="left"/>
-        <w:rPr>
-          <w:b/>
-          <w:spacing w:val="6"/>
-          <w:sz w:val="16"/>
-          <w:szCs w:val="16"/>
-          <w:lang w:eastAsia="en-US"/>
-        </w:rPr>
-      </w:pPr>
-      <w:r>
-        <w:rPr>
-          <w:b/>
-          <w:spacing w:val="6"/>
-          <w:sz w:val="16"/>
-          <w:szCs w:val="16"/>
-          <w:lang w:eastAsia="en-US"/>
-        </w:rPr>
-        <w:t>Add as many rows as needed</w:t>
-      </w:r>
-    </w:p>
-    <w:p>
-      <w:pPr>
-        <w:widowControl/>
-        <w:spacing w:line="240" w:lineRule="auto"/>
-        <w:jc w:val="left"/>
-        <w:rPr>
-          <w:b/>
-          <w:spacing w:val="6"/>
-          <w:sz w:val="16"/>
-          <w:szCs w:val="16"/>
-          <w:lang w:eastAsia="en-US"/>
-        </w:rPr>
-      </w:pPr>
-    </w:p>
     <w:sectPr>
       <w:pgSz w:w="11906" w:h="16838" w:code="9"/>
       <w:pgMar w:top="1440" w:right="1800" w:bottom="1440" w:left="1800" w:header="706" w:footer="706" w:gutter="0"/>
@@ -10769,7 +10452,7 @@
 </file>
 
 <file path=word/endnotes.xml><?xml version="1.0" encoding="utf-8"?>
-<w:endnotes xmlns:wpc="http://schemas.microsoft.com/office/word/2010/wordprocessingCanvas" xmlns:cx="http://schemas.microsoft.com/office/drawing/2014/chartex" xmlns:cx1="http://schemas.microsoft.com/office/drawing/2015/9/8/chartex" xmlns:cx2="http://schemas.microsoft.com/office/drawing/2015/10/21/chartex" xmlns:cx3="http://schemas.microsoft.com/office/drawing/2016/5/9/chartex" xmlns:cx4="http://schemas.microsoft.com/office/drawing/2016/5/10/chartex" xmlns:cx5="http://schemas.microsoft.com/office/drawing/2016/5/11/chartex" xmlns:cx6="http://schemas.microsoft.com/office/drawing/2016/5/12/chartex" xmlns:cx7="http://schemas.microsoft.com/office/drawing/2016/5/13/chartex" xmlns:cx8="http://schemas.microsoft.com/office/drawing/2016/5/14/chartex" xmlns:mc="http://schemas.openxmlformats.org/markup-compatibility/2006" xmlns:aink="http://schemas.microsoft.com/office/drawing/2016/ink" xmlns:am3d="http://schemas.microsoft.com/office/drawing/2017/model3d" xmlns:o="urn:schemas-microsoft-com:office:office" xmlns:oel="http://schemas.microsoft.com/office/2019/extlst" xmlns:r="http://schemas.openxmlformats.org/officeDocument/2006/relationships" xmlns:m="http://schemas.openxmlformats.org/officeDocument/2006/math" xmlns:v="urn:schemas-microsoft-com:vml" xmlns:wp14="http://schemas.microsoft.com/office/word/2010/wordprocessingDrawing" xmlns:wp="http://schemas.openxmlformats.org/drawingml/2006/wordprocessingDrawing" xmlns:w10="urn:schemas-microsoft-com:office:word" xmlns:w="http://schemas.openxmlformats.org/wordprocessingml/2006/main" xmlns:w14="http://schemas.microsoft.com/office/word/2010/wordml" xmlns:w15="http://schemas.microsoft.com/office/word/2012/wordml" xmlns:w16cex="http://schemas.microsoft.com/office/word/2018/wordml/cex" xmlns:w16cid="http://schemas.microsoft.com/office/word/2016/wordml/cid" xmlns:w16="http://schemas.microsoft.com/office/word/2018/wordml" xmlns:w16du="http://schemas.microsoft.com/office/word/2023/wordml/word16du" xmlns:w16sdtdh="http://schemas.microsoft.com/office/word/2020/wordml/sdtdatahash" xmlns:w16se="http://schemas.microsoft.com/office/word/2015/wordml/symex" xmlns:wpg="http://schemas.microsoft.com/office/word/2010/wordprocessingGroup" xmlns:wpi="http://schemas.microsoft.com/office/word/2010/wordprocessingInk" xmlns:wne="http://schemas.microsoft.com/office/word/2006/wordml" xmlns:wps="http://schemas.microsoft.com/office/word/2010/wordprocessingShape" mc:Ignorable="w14 w15 w16se w16cid w16 w16cex w16sdtdh w16du wp14">
+<w:endnotes xmlns:wpc="http://schemas.microsoft.com/office/word/2010/wordprocessingCanvas" xmlns:cx="http://schemas.microsoft.com/office/drawing/2014/chartex" xmlns:cx1="http://schemas.microsoft.com/office/drawing/2015/9/8/chartex" xmlns:cx2="http://schemas.microsoft.com/office/drawing/2015/10/21/chartex" xmlns:cx3="http://schemas.microsoft.com/office/drawing/2016/5/9/chartex" xmlns:cx4="http://schemas.microsoft.com/office/drawing/2016/5/10/chartex" xmlns:cx5="http://schemas.microsoft.com/office/drawing/2016/5/11/chartex" xmlns:cx6="http://schemas.microsoft.com/office/drawing/2016/5/12/chartex" xmlns:cx7="http://schemas.microsoft.com/office/drawing/2016/5/13/chartex" xmlns:cx8="http://schemas.microsoft.com/office/drawing/2016/5/14/chartex" xmlns:mc="http://schemas.openxmlformats.org/markup-compatibility/2006" xmlns:aink="http://schemas.microsoft.com/office/drawing/2016/ink" xmlns:am3d="http://schemas.microsoft.com/office/drawing/2017/model3d" xmlns:o="urn:schemas-microsoft-com:office:office" xmlns:oel="http://schemas.microsoft.com/office/2019/extlst" xmlns:r="http://schemas.openxmlformats.org/officeDocument/2006/relationships" xmlns:m="http://schemas.openxmlformats.org/officeDocument/2006/math" xmlns:v="urn:schemas-microsoft-com:vml" xmlns:wp14="http://schemas.microsoft.com/office/word/2010/wordprocessingDrawing" xmlns:wp="http://schemas.openxmlformats.org/drawingml/2006/wordprocessingDrawing" xmlns:w10="urn:schemas-microsoft-com:office:word" xmlns:w="http://schemas.openxmlformats.org/wordprocessingml/2006/main" xmlns:w14="http://schemas.microsoft.com/office/word/2010/wordml" xmlns:w15="http://schemas.microsoft.com/office/word/2012/wordml" xmlns:w16cex="http://schemas.microsoft.com/office/word/2018/wordml/cex" xmlns:w16cid="http://schemas.microsoft.com/office/word/2016/wordml/cid" xmlns:w16="http://schemas.microsoft.com/office/word/2018/wordml" xmlns:w16du="http://schemas.microsoft.com/office/word/2023/wordml/word16du" xmlns:w16sdtdh="http://schemas.microsoft.com/office/word/2020/wordml/sdtdatahash" xmlns:w16sdtfl="http://schemas.microsoft.com/office/word/2024/wordml/sdtformatlock" xmlns:w16se="http://schemas.microsoft.com/office/word/2015/wordml/symex" xmlns:wpg="http://schemas.microsoft.com/office/word/2010/wordprocessingGroup" xmlns:wpi="http://schemas.microsoft.com/office/word/2010/wordprocessingInk" xmlns:wne="http://schemas.microsoft.com/office/word/2006/wordml" xmlns:wps="http://schemas.microsoft.com/office/word/2010/wordprocessingShape" mc:Ignorable="w14 w15 w16se w16cid w16 w16cex w16sdtdh w16sdtfl w16du wp14">
   <w:endnote w:type="separator" w:id="-1">
     <w:p>
       <w:r>
@@ -10799,7 +10482,7 @@
 </file>
 
 <file path=word/footer1.xml><?xml version="1.0" encoding="utf-8"?>
-<w:ftr xmlns:wpc="http://schemas.microsoft.com/office/word/2010/wordprocessingCanvas" xmlns:cx="http://schemas.microsoft.com/office/drawing/2014/chartex" xmlns:cx1="http://schemas.microsoft.com/office/drawing/2015/9/8/chartex" xmlns:cx2="http://schemas.microsoft.com/office/drawing/2015/10/21/chartex" xmlns:cx3="http://schemas.microsoft.com/office/drawing/2016/5/9/chartex" xmlns:cx4="http://schemas.microsoft.com/office/drawing/2016/5/10/chartex" xmlns:cx5="http://schemas.microsoft.com/office/drawing/2016/5/11/chartex" xmlns:cx6="http://schemas.microsoft.com/office/drawing/2016/5/12/chartex" xmlns:cx7="http://schemas.microsoft.com/office/drawing/2016/5/13/chartex" xmlns:cx8="http://schemas.microsoft.com/office/drawing/2016/5/14/chartex" xmlns:mc="http://schemas.openxmlformats.org/markup-compatibility/2006" xmlns:aink="http://schemas.microsoft.com/office/drawing/2016/ink" xmlns:am3d="http://schemas.microsoft.com/office/drawing/2017/model3d" xmlns:o="urn:schemas-microsoft-com:office:office" xmlns:oel="http://schemas.microsoft.com/office/2019/extlst" xmlns:r="http://schemas.openxmlformats.org/officeDocument/2006/relationships" xmlns:m="http://schemas.openxmlformats.org/officeDocument/2006/math" xmlns:v="urn:schemas-microsoft-com:vml" xmlns:wp14="http://schemas.microsoft.com/office/word/2010/wordprocessingDrawing" xmlns:wp="http://schemas.openxmlformats.org/drawingml/2006/wordprocessingDrawing" xmlns:w10="urn:schemas-microsoft-com:office:word" xmlns:w="http://schemas.openxmlformats.org/wordprocessingml/2006/main" xmlns:w14="http://schemas.microsoft.com/office/word/2010/wordml" xmlns:w15="http://schemas.microsoft.com/office/word/2012/wordml" xmlns:w16cex="http://schemas.microsoft.com/office/word/2018/wordml/cex" xmlns:w16cid="http://schemas.microsoft.com/office/word/2016/wordml/cid" xmlns:w16="http://schemas.microsoft.com/office/word/2018/wordml" xmlns:w16du="http://schemas.microsoft.com/office/word/2023/wordml/word16du" xmlns:w16sdtdh="http://schemas.microsoft.com/office/word/2020/wordml/sdtdatahash" xmlns:w16se="http://schemas.microsoft.com/office/word/2015/wordml/symex" xmlns:wpg="http://schemas.microsoft.com/office/word/2010/wordprocessingGroup" xmlns:wpi="http://schemas.microsoft.com/office/word/2010/wordprocessingInk" xmlns:wne="http://schemas.microsoft.com/office/word/2006/wordml" xmlns:wps="http://schemas.microsoft.com/office/word/2010/wordprocessingShape" mc:Ignorable="w14 w15 w16se w16cid w16 w16cex w16sdtdh w16du wp14">
+<w:ftr xmlns:wpc="http://schemas.microsoft.com/office/word/2010/wordprocessingCanvas" xmlns:cx="http://schemas.microsoft.com/office/drawing/2014/chartex" xmlns:cx1="http://schemas.microsoft.com/office/drawing/2015/9/8/chartex" xmlns:cx2="http://schemas.microsoft.com/office/drawing/2015/10/21/chartex" xmlns:cx3="http://schemas.microsoft.com/office/drawing/2016/5/9/chartex" xmlns:cx4="http://schemas.microsoft.com/office/drawing/2016/5/10/chartex" xmlns:cx5="http://schemas.microsoft.com/office/drawing/2016/5/11/chartex" xmlns:cx6="http://schemas.microsoft.com/office/drawing/2016/5/12/chartex" xmlns:cx7="http://schemas.microsoft.com/office/drawing/2016/5/13/chartex" xmlns:cx8="http://schemas.microsoft.com/office/drawing/2016/5/14/chartex" xmlns:mc="http://schemas.openxmlformats.org/markup-compatibility/2006" xmlns:aink="http://schemas.microsoft.com/office/drawing/2016/ink" xmlns:am3d="http://schemas.microsoft.com/office/drawing/2017/model3d" xmlns:o="urn:schemas-microsoft-com:office:office" xmlns:oel="http://schemas.microsoft.com/office/2019/extlst" xmlns:r="http://schemas.openxmlformats.org/officeDocument/2006/relationships" xmlns:m="http://schemas.openxmlformats.org/officeDocument/2006/math" xmlns:v="urn:schemas-microsoft-com:vml" xmlns:wp14="http://schemas.microsoft.com/office/word/2010/wordprocessingDrawing" xmlns:wp="http://schemas.openxmlformats.org/drawingml/2006/wordprocessingDrawing" xmlns:w10="urn:schemas-microsoft-com:office:word" xmlns:w="http://schemas.openxmlformats.org/wordprocessingml/2006/main" xmlns:w14="http://schemas.microsoft.com/office/word/2010/wordml" xmlns:w15="http://schemas.microsoft.com/office/word/2012/wordml" xmlns:w16cex="http://schemas.microsoft.com/office/word/2018/wordml/cex" xmlns:w16cid="http://schemas.microsoft.com/office/word/2016/wordml/cid" xmlns:w16="http://schemas.microsoft.com/office/word/2018/wordml" xmlns:w16du="http://schemas.microsoft.com/office/word/2023/wordml/word16du" xmlns:w16sdtdh="http://schemas.microsoft.com/office/word/2020/wordml/sdtdatahash" xmlns:w16sdtfl="http://schemas.microsoft.com/office/word/2024/wordml/sdtformatlock" xmlns:w16se="http://schemas.microsoft.com/office/word/2015/wordml/symex" xmlns:wpg="http://schemas.microsoft.com/office/word/2010/wordprocessingGroup" xmlns:wpi="http://schemas.microsoft.com/office/word/2010/wordprocessingInk" xmlns:wne="http://schemas.microsoft.com/office/word/2006/wordml" xmlns:wps="http://schemas.microsoft.com/office/word/2010/wordprocessingShape" mc:Ignorable="w14 w15 w16se w16cid w16 w16cex w16sdtdh w16sdtfl w16du wp14">
   <w:sdt>
     <w:sdtPr>
       <w:id w:val="-760293467"/>
@@ -10853,7 +10536,7 @@
 </file>
 
 <file path=word/footnotes.xml><?xml version="1.0" encoding="utf-8"?>
-<w:footnotes xmlns:wpc="http://schemas.microsoft.com/office/word/2010/wordprocessingCanvas" xmlns:cx="http://schemas.microsoft.com/office/drawing/2014/chartex" xmlns:cx1="http://schemas.microsoft.com/office/drawing/2015/9/8/chartex" xmlns:cx2="http://schemas.microsoft.com/office/drawing/2015/10/21/chartex" xmlns:cx3="http://schemas.microsoft.com/office/drawing/2016/5/9/chartex" xmlns:cx4="http://schemas.microsoft.com/office/drawing/2016/5/10/chartex" xmlns:cx5="http://schemas.microsoft.com/office/drawing/2016/5/11/chartex" xmlns:cx6="http://schemas.microsoft.com/office/drawing/2016/5/12/chartex" xmlns:cx7="http://schemas.microsoft.com/office/drawing/2016/5/13/chartex" xmlns:cx8="http://schemas.microsoft.com/office/drawing/2016/5/14/chartex" xmlns:mc="http://schemas.openxmlformats.org/markup-compatibility/2006" xmlns:aink="http://schemas.microsoft.com/office/drawing/2016/ink" xmlns:am3d="http://schemas.microsoft.com/office/drawing/2017/model3d" xmlns:o="urn:schemas-microsoft-com:office:office" xmlns:oel="http://schemas.microsoft.com/office/2019/extlst" xmlns:r="http://schemas.openxmlformats.org/officeDocument/2006/relationships" xmlns:m="http://schemas.openxmlformats.org/officeDocument/2006/math" xmlns:v="urn:schemas-microsoft-com:vml" xmlns:wp14="http://schemas.microsoft.com/office/word/2010/wordprocessingDrawing" xmlns:wp="http://schemas.openxmlformats.org/drawingml/2006/wordprocessingDrawing" xmlns:w10="urn:schemas-microsoft-com:office:word" xmlns:w="http://schemas.openxmlformats.org/wordprocessingml/2006/main" xmlns:w14="http://schemas.microsoft.com/office/word/2010/wordml" xmlns:w15="http://schemas.microsoft.com/office/word/2012/wordml" xmlns:w16cex="http://schemas.microsoft.com/office/word/2018/wordml/cex" xmlns:w16cid="http://schemas.microsoft.com/office/word/2016/wordml/cid" xmlns:w16="http://schemas.microsoft.com/office/word/2018/wordml" xmlns:w16du="http://schemas.microsoft.com/office/word/2023/wordml/word16du" xmlns:w16sdtdh="http://schemas.microsoft.com/office/word/2020/wordml/sdtdatahash" xmlns:w16se="http://schemas.microsoft.com/office/word/2015/wordml/symex" xmlns:wpg="http://schemas.microsoft.com/office/word/2010/wordprocessingGroup" xmlns:wpi="http://schemas.microsoft.com/office/word/2010/wordprocessingInk" xmlns:wne="http://schemas.microsoft.com/office/word/2006/wordml" xmlns:wps="http://schemas.microsoft.com/office/word/2010/wordprocessingShape" mc:Ignorable="w14 w15 w16se w16cid w16 w16cex w16sdtdh w16du wp14">
+<w:footnotes xmlns:wpc="http://schemas.microsoft.com/office/word/2010/wordprocessingCanvas" xmlns:cx="http://schemas.microsoft.com/office/drawing/2014/chartex" xmlns:cx1="http://schemas.microsoft.com/office/drawing/2015/9/8/chartex" xmlns:cx2="http://schemas.microsoft.com/office/drawing/2015/10/21/chartex" xmlns:cx3="http://schemas.microsoft.com/office/drawing/2016/5/9/chartex" xmlns:cx4="http://schemas.microsoft.com/office/drawing/2016/5/10/chartex" xmlns:cx5="http://schemas.microsoft.com/office/drawing/2016/5/11/chartex" xmlns:cx6="http://schemas.microsoft.com/office/drawing/2016/5/12/chartex" xmlns:cx7="http://schemas.microsoft.com/office/drawing/2016/5/13/chartex" xmlns:cx8="http://schemas.microsoft.com/office/drawing/2016/5/14/chartex" xmlns:mc="http://schemas.openxmlformats.org/markup-compatibility/2006" xmlns:aink="http://schemas.microsoft.com/office/drawing/2016/ink" xmlns:am3d="http://schemas.microsoft.com/office/drawing/2017/model3d" xmlns:o="urn:schemas-microsoft-com:office:office" xmlns:oel="http://schemas.microsoft.com/office/2019/extlst" xmlns:r="http://schemas.openxmlformats.org/officeDocument/2006/relationships" xmlns:m="http://schemas.openxmlformats.org/officeDocument/2006/math" xmlns:v="urn:schemas-microsoft-com:vml" xmlns:wp14="http://schemas.microsoft.com/office/word/2010/wordprocessingDrawing" xmlns:wp="http://schemas.openxmlformats.org/drawingml/2006/wordprocessingDrawing" xmlns:w10="urn:schemas-microsoft-com:office:word" xmlns:w="http://schemas.openxmlformats.org/wordprocessingml/2006/main" xmlns:w14="http://schemas.microsoft.com/office/word/2010/wordml" xmlns:w15="http://schemas.microsoft.com/office/word/2012/wordml" xmlns:w16cex="http://schemas.microsoft.com/office/word/2018/wordml/cex" xmlns:w16cid="http://schemas.microsoft.com/office/word/2016/wordml/cid" xmlns:w16="http://schemas.microsoft.com/office/word/2018/wordml" xmlns:w16du="http://schemas.microsoft.com/office/word/2023/wordml/word16du" xmlns:w16sdtdh="http://schemas.microsoft.com/office/word/2020/wordml/sdtdatahash" xmlns:w16sdtfl="http://schemas.microsoft.com/office/word/2024/wordml/sdtformatlock" xmlns:w16se="http://schemas.microsoft.com/office/word/2015/wordml/symex" xmlns:wpg="http://schemas.microsoft.com/office/word/2010/wordprocessingGroup" xmlns:wpi="http://schemas.microsoft.com/office/word/2010/wordprocessingInk" xmlns:wne="http://schemas.microsoft.com/office/word/2006/wordml" xmlns:wps="http://schemas.microsoft.com/office/word/2010/wordprocessingShape" mc:Ignorable="w14 w15 w16se w16cid w16 w16cex w16sdtdh w16sdtfl w16du wp14">
   <w:footnote w:type="separator" w:id="-1">
     <w:p>
       <w:r>
@@ -10883,7 +10566,7 @@
 </file>
 
 <file path=word/header1.xml><?xml version="1.0" encoding="utf-8"?>
-<w:hdr xmlns:wpc="http://schemas.microsoft.com/office/word/2010/wordprocessingCanvas" xmlns:cx="http://schemas.microsoft.com/office/drawing/2014/chartex" xmlns:cx1="http://schemas.microsoft.com/office/drawing/2015/9/8/chartex" xmlns:cx2="http://schemas.microsoft.com/office/drawing/2015/10/21/chartex" xmlns:cx3="http://schemas.microsoft.com/office/drawing/2016/5/9/chartex" xmlns:cx4="http://schemas.microsoft.com/office/drawing/2016/5/10/chartex" xmlns:cx5="http://schemas.microsoft.com/office/drawing/2016/5/11/chartex" xmlns:cx6="http://schemas.microsoft.com/office/drawing/2016/5/12/chartex" xmlns:cx7="http://schemas.microsoft.com/office/drawing/2016/5/13/chartex" xmlns:cx8="http://schemas.microsoft.com/office/drawing/2016/5/14/chartex" xmlns:mc="http://schemas.openxmlformats.org/markup-compatibility/2006" xmlns:aink="http://schemas.microsoft.com/office/drawing/2016/ink" xmlns:am3d="http://schemas.microsoft.com/office/drawing/2017/model3d" xmlns:o="urn:schemas-microsoft-com:office:office" xmlns:oel="http://schemas.microsoft.com/office/2019/extlst" xmlns:r="http://schemas.openxmlformats.org/officeDocument/2006/relationships" xmlns:m="http://schemas.openxmlformats.org/officeDocument/2006/math" xmlns:v="urn:schemas-microsoft-com:vml" xmlns:wp14="http://schemas.microsoft.com/office/word/2010/wordprocessingDrawing" xmlns:wp="http://schemas.openxmlformats.org/drawingml/2006/wordprocessingDrawing" xmlns:w10="urn:schemas-microsoft-com:office:word" xmlns:w="http://schemas.openxmlformats.org/wordprocessingml/2006/main" xmlns:w14="http://schemas.microsoft.com/office/word/2010/wordml" xmlns:w15="http://schemas.microsoft.com/office/word/2012/wordml" xmlns:w16cex="http://schemas.microsoft.com/office/word/2018/wordml/cex" xmlns:w16cid="http://schemas.microsoft.com/office/word/2016/wordml/cid" xmlns:w16="http://schemas.microsoft.com/office/word/2018/wordml" xmlns:w16du="http://schemas.microsoft.com/office/word/2023/wordml/word16du" xmlns:w16sdtdh="http://schemas.microsoft.com/office/word/2020/wordml/sdtdatahash" xmlns:w16se="http://schemas.microsoft.com/office/word/2015/wordml/symex" xmlns:wpg="http://schemas.microsoft.com/office/word/2010/wordprocessingGroup" xmlns:wpi="http://schemas.microsoft.com/office/word/2010/wordprocessingInk" xmlns:wne="http://schemas.microsoft.com/office/word/2006/wordml" xmlns:wps="http://schemas.microsoft.com/office/word/2010/wordprocessingShape" mc:Ignorable="w14 w15 w16se w16cid w16 w16cex w16sdtdh w16du wp14">
+<w:hdr xmlns:wpc="http://schemas.microsoft.com/office/word/2010/wordprocessingCanvas" xmlns:cx="http://schemas.microsoft.com/office/drawing/2014/chartex" xmlns:cx1="http://schemas.microsoft.com/office/drawing/2015/9/8/chartex" xmlns:cx2="http://schemas.microsoft.com/office/drawing/2015/10/21/chartex" xmlns:cx3="http://schemas.microsoft.com/office/drawing/2016/5/9/chartex" xmlns:cx4="http://schemas.microsoft.com/office/drawing/2016/5/10/chartex" xmlns:cx5="http://schemas.microsoft.com/office/drawing/2016/5/11/chartex" xmlns:cx6="http://schemas.microsoft.com/office/drawing/2016/5/12/chartex" xmlns:cx7="http://schemas.microsoft.com/office/drawing/2016/5/13/chartex" xmlns:cx8="http://schemas.microsoft.com/office/drawing/2016/5/14/chartex" xmlns:mc="http://schemas.openxmlformats.org/markup-compatibility/2006" xmlns:aink="http://schemas.microsoft.com/office/drawing/2016/ink" xmlns:am3d="http://schemas.microsoft.com/office/drawing/2017/model3d" xmlns:o="urn:schemas-microsoft-com:office:office" xmlns:oel="http://schemas.microsoft.com/office/2019/extlst" xmlns:r="http://schemas.openxmlformats.org/officeDocument/2006/relationships" xmlns:m="http://schemas.openxmlformats.org/officeDocument/2006/math" xmlns:v="urn:schemas-microsoft-com:vml" xmlns:wp14="http://schemas.microsoft.com/office/word/2010/wordprocessingDrawing" xmlns:wp="http://schemas.openxmlformats.org/drawingml/2006/wordprocessingDrawing" xmlns:w10="urn:schemas-microsoft-com:office:word" xmlns:w="http://schemas.openxmlformats.org/wordprocessingml/2006/main" xmlns:w14="http://schemas.microsoft.com/office/word/2010/wordml" xmlns:w15="http://schemas.microsoft.com/office/word/2012/wordml" xmlns:w16cex="http://schemas.microsoft.com/office/word/2018/wordml/cex" xmlns:w16cid="http://schemas.microsoft.com/office/word/2016/wordml/cid" xmlns:w16="http://schemas.microsoft.com/office/word/2018/wordml" xmlns:w16du="http://schemas.microsoft.com/office/word/2023/wordml/word16du" xmlns:w16sdtdh="http://schemas.microsoft.com/office/word/2020/wordml/sdtdatahash" xmlns:w16sdtfl="http://schemas.microsoft.com/office/word/2024/wordml/sdtformatlock" xmlns:w16se="http://schemas.microsoft.com/office/word/2015/wordml/symex" xmlns:wpg="http://schemas.microsoft.com/office/word/2010/wordprocessingGroup" xmlns:wpi="http://schemas.microsoft.com/office/word/2010/wordprocessingInk" xmlns:wne="http://schemas.microsoft.com/office/word/2006/wordml" xmlns:wps="http://schemas.microsoft.com/office/word/2010/wordprocessingShape" mc:Ignorable="w14 w15 w16se w16cid w16 w16cex w16sdtdh w16sdtfl w16du wp14">
   <w:p>
     <w:pPr>
       <w:pStyle w:val="Header"/>
@@ -10987,7 +10670,7 @@
 </file>
 
 <file path=word/numbering.xml><?xml version="1.0" encoding="utf-8"?>
-<w:numbering xmlns:wpc="http://schemas.microsoft.com/office/word/2010/wordprocessingCanvas" xmlns:cx="http://schemas.microsoft.com/office/drawing/2014/chartex" xmlns:cx1="http://schemas.microsoft.com/office/drawing/2015/9/8/chartex" xmlns:cx2="http://schemas.microsoft.com/office/drawing/2015/10/21/chartex" xmlns:cx3="http://schemas.microsoft.com/office/drawing/2016/5/9/chartex" xmlns:cx4="http://schemas.microsoft.com/office/drawing/2016/5/10/chartex" xmlns:cx5="http://schemas.microsoft.com/office/drawing/2016/5/11/chartex" xmlns:cx6="http://schemas.microsoft.com/office/drawing/2016/5/12/chartex" xmlns:cx7="http://schemas.microsoft.com/office/drawing/2016/5/13/chartex" xmlns:cx8="http://schemas.microsoft.com/office/drawing/2016/5/14/chartex" xmlns:mc="http://schemas.openxmlformats.org/markup-compatibility/2006" xmlns:aink="http://schemas.microsoft.com/office/drawing/2016/ink" xmlns:am3d="http://schemas.microsoft.com/office/drawing/2017/model3d" xmlns:o="urn:schemas-microsoft-com:office:office" xmlns:oel="http://schemas.microsoft.com/office/2019/extlst" xmlns:r="http://schemas.openxmlformats.org/officeDocument/2006/relationships" xmlns:m="http://schemas.openxmlformats.org/officeDocument/2006/math" xmlns:v="urn:schemas-microsoft-com:vml" xmlns:wp14="http://schemas.microsoft.com/office/word/2010/wordprocessingDrawing" xmlns:wp="http://schemas.openxmlformats.org/drawingml/2006/wordprocessingDrawing" xmlns:w10="urn:schemas-microsoft-com:office:word" xmlns:w="http://schemas.openxmlformats.org/wordprocessingml/2006/main" xmlns:w14="http://schemas.microsoft.com/office/word/2010/wordml" xmlns:w15="http://schemas.microsoft.com/office/word/2012/wordml" xmlns:w16cex="http://schemas.microsoft.com/office/word/2018/wordml/cex" xmlns:w16cid="http://schemas.microsoft.com/office/word/2016/wordml/cid" xmlns:w16="http://schemas.microsoft.com/office/word/2018/wordml" xmlns:w16du="http://schemas.microsoft.com/office/word/2023/wordml/word16du" xmlns:w16sdtdh="http://schemas.microsoft.com/office/word/2020/wordml/sdtdatahash" xmlns:w16se="http://schemas.microsoft.com/office/word/2015/wordml/symex" xmlns:wpg="http://schemas.microsoft.com/office/word/2010/wordprocessingGroup" xmlns:wpi="http://schemas.microsoft.com/office/word/2010/wordprocessingInk" xmlns:wne="http://schemas.microsoft.com/office/word/2006/wordml" xmlns:wps="http://schemas.microsoft.com/office/word/2010/wordprocessingShape" mc:Ignorable="w14 w15 w16se w16cid w16 w16cex w16sdtdh w16du wp14">
+<w:numbering xmlns:wpc="http://schemas.microsoft.com/office/word/2010/wordprocessingCanvas" xmlns:cx="http://schemas.microsoft.com/office/drawing/2014/chartex" xmlns:cx1="http://schemas.microsoft.com/office/drawing/2015/9/8/chartex" xmlns:cx2="http://schemas.microsoft.com/office/drawing/2015/10/21/chartex" xmlns:cx3="http://schemas.microsoft.com/office/drawing/2016/5/9/chartex" xmlns:cx4="http://schemas.microsoft.com/office/drawing/2016/5/10/chartex" xmlns:cx5="http://schemas.microsoft.com/office/drawing/2016/5/11/chartex" xmlns:cx6="http://schemas.microsoft.com/office/drawing/2016/5/12/chartex" xmlns:cx7="http://schemas.microsoft.com/office/drawing/2016/5/13/chartex" xmlns:cx8="http://schemas.microsoft.com/office/drawing/2016/5/14/chartex" xmlns:mc="http://schemas.openxmlformats.org/markup-compatibility/2006" xmlns:aink="http://schemas.microsoft.com/office/drawing/2016/ink" xmlns:am3d="http://schemas.microsoft.com/office/drawing/2017/model3d" xmlns:o="urn:schemas-microsoft-com:office:office" xmlns:oel="http://schemas.microsoft.com/office/2019/extlst" xmlns:r="http://schemas.openxmlformats.org/officeDocument/2006/relationships" xmlns:m="http://schemas.openxmlformats.org/officeDocument/2006/math" xmlns:v="urn:schemas-microsoft-com:vml" xmlns:wp14="http://schemas.microsoft.com/office/word/2010/wordprocessingDrawing" xmlns:wp="http://schemas.openxmlformats.org/drawingml/2006/wordprocessingDrawing" xmlns:w10="urn:schemas-microsoft-com:office:word" xmlns:w="http://schemas.openxmlformats.org/wordprocessingml/2006/main" xmlns:w14="http://schemas.microsoft.com/office/word/2010/wordml" xmlns:w15="http://schemas.microsoft.com/office/word/2012/wordml" xmlns:w16cex="http://schemas.microsoft.com/office/word/2018/wordml/cex" xmlns:w16cid="http://schemas.microsoft.com/office/word/2016/wordml/cid" xmlns:w16="http://schemas.microsoft.com/office/word/2018/wordml" xmlns:w16du="http://schemas.microsoft.com/office/word/2023/wordml/word16du" xmlns:w16sdtdh="http://schemas.microsoft.com/office/word/2020/wordml/sdtdatahash" xmlns:w16sdtfl="http://schemas.microsoft.com/office/word/2024/wordml/sdtformatlock" xmlns:w16se="http://schemas.microsoft.com/office/word/2015/wordml/symex" xmlns:wpg="http://schemas.microsoft.com/office/word/2010/wordprocessingGroup" xmlns:wpi="http://schemas.microsoft.com/office/word/2010/wordprocessingInk" xmlns:wne="http://schemas.microsoft.com/office/word/2006/wordml" xmlns:wps="http://schemas.microsoft.com/office/word/2010/wordprocessingShape" mc:Ignorable="w14 w15 w16se w16cid w16 w16cex w16sdtdh w16sdtfl w16du wp14">
   <w:abstractNum w:abstractNumId="0" w15:restartNumberingAfterBreak="0">
     <w:nsid w:val="02F80D55"/>
     <w:multiLevelType w:val="multilevel"/>
@@ -16122,13 +15805,13 @@
 </file>
 
 <file path=word/styles.xml><?xml version="1.0" encoding="utf-8"?>
-<w:styles xmlns:mc="http://schemas.openxmlformats.org/markup-compatibility/2006" xmlns:r="http://schemas.openxmlformats.org/officeDocument/2006/relationships" xmlns:w="http://schemas.openxmlformats.org/wordprocessingml/2006/main" xmlns:w14="http://schemas.microsoft.com/office/word/2010/wordml" xmlns:w15="http://schemas.microsoft.com/office/word/2012/wordml" xmlns:w16cex="http://schemas.microsoft.com/office/word/2018/wordml/cex" xmlns:w16cid="http://schemas.microsoft.com/office/word/2016/wordml/cid" xmlns:w16="http://schemas.microsoft.com/office/word/2018/wordml" xmlns:w16du="http://schemas.microsoft.com/office/word/2023/wordml/word16du" xmlns:w16sdtdh="http://schemas.microsoft.com/office/word/2020/wordml/sdtdatahash" xmlns:w16se="http://schemas.microsoft.com/office/word/2015/wordml/symex" mc:Ignorable="w14 w15 w16se w16cid w16 w16cex w16sdtdh w16du">
+<w:styles xmlns:mc="http://schemas.openxmlformats.org/markup-compatibility/2006" xmlns:r="http://schemas.openxmlformats.org/officeDocument/2006/relationships" xmlns:w="http://schemas.openxmlformats.org/wordprocessingml/2006/main" xmlns:w14="http://schemas.microsoft.com/office/word/2010/wordml" xmlns:w15="http://schemas.microsoft.com/office/word/2012/wordml" xmlns:w16cex="http://schemas.microsoft.com/office/word/2018/wordml/cex" xmlns:w16cid="http://schemas.microsoft.com/office/word/2016/wordml/cid" xmlns:w16="http://schemas.microsoft.com/office/word/2018/wordml" xmlns:w16du="http://schemas.microsoft.com/office/word/2023/wordml/word16du" xmlns:w16sdtdh="http://schemas.microsoft.com/office/word/2020/wordml/sdtdatahash" xmlns:w16sdtfl="http://schemas.microsoft.com/office/word/2024/wordml/sdtformatlock" xmlns:w16se="http://schemas.microsoft.com/office/word/2015/wordml/symex" mc:Ignorable="w14 w15 w16se w16cid w16 w16cex w16sdtdh w16sdtfl w16du">
   <w:docDefaults>
     <w:rPrDefault>
       <w:rPr>
         <w:rFonts w:ascii="Arial" w:eastAsia="Times New Roman" w:hAnsi="Arial" w:cs="Times New Roman"/>
         <w:sz w:val="22"/>
-        <w:szCs w:val="22"/>
+        <w:szCs w:val="24"/>
         <w:lang w:val="en-GB" w:eastAsia="en-GB" w:bidi="ar-SA"/>
       </w:rPr>
     </w:rPrDefault>
@@ -16521,10 +16204,6 @@
       <w:spacing w:line="360" w:lineRule="auto"/>
       <w:jc w:val="both"/>
     </w:pPr>
-    <w:rPr>
-      <w:sz w:val="20"/>
-      <w:szCs w:val="24"/>
-    </w:rPr>
   </w:style>
   <w:style w:type="paragraph" w:styleId="Heading1">
     <w:name w:val="heading 1"/>
@@ -16677,7 +16356,6 @@
       <w:rFonts w:ascii="Times New Roman" w:hAnsi="Times New Roman"/>
       <w:b/>
       <w:bCs/>
-      <w:sz w:val="22"/>
       <w:szCs w:val="22"/>
     </w:rPr>
   </w:style>
@@ -16746,13 +16424,13 @@
     </w:pPr>
     <w:rPr>
       <w:rFonts w:cs="Arial"/>
-      <w:sz w:val="22"/>
       <w:szCs w:val="22"/>
     </w:rPr>
   </w:style>
   <w:style w:type="character" w:default="1" w:styleId="DefaultParagraphFont">
     <w:name w:val="Default Paragraph Font"/>
     <w:uiPriority w:val="1"/>
+    <w:semiHidden/>
     <w:unhideWhenUsed/>
   </w:style>
   <w:style w:type="table" w:default="1" w:styleId="TableNormal">
@@ -17300,7 +16978,6 @@
     </w:pPr>
     <w:rPr>
       <w:rFonts w:asciiTheme="minorHAnsi" w:eastAsiaTheme="minorHAnsi" w:hAnsiTheme="minorHAnsi" w:cstheme="minorBidi"/>
-      <w:sz w:val="22"/>
       <w:szCs w:val="22"/>
       <w:lang w:eastAsia="en-US"/>
     </w:rPr>
@@ -17313,7 +16990,6 @@
     <w:rsid w:val="00376461"/>
     <w:rPr>
       <w:sz w:val="20"/>
-      <w:szCs w:val="24"/>
     </w:rPr>
   </w:style>
   <w:style w:type="table" w:customStyle="1" w:styleId="TableGrid1">
